--- a/reports/9-12-2026/Etapa II - Analisis de Discurso de Odio en Redes Sociales en El Salvador.docx
+++ b/reports/9-12-2026/Etapa II - Analisis de Discurso de Odio en Redes Sociales en El Salvador.docx
@@ -2,6 +2,511 @@
 <file path=word/document.xml><?xml version="1.0" encoding="utf-8"?>
 <w:document xmlns:wpc="http://schemas.microsoft.com/office/word/2010/wordprocessingCanvas" xmlns:cx="http://schemas.microsoft.com/office/drawing/2014/chartex" xmlns:cx1="http://schemas.microsoft.com/office/drawing/2015/9/8/chartex" xmlns:cx2="http://schemas.microsoft.com/office/drawing/2015/10/21/chartex" xmlns:cx3="http://schemas.microsoft.com/office/drawing/2016/5/9/chartex" xmlns:cx4="http://schemas.microsoft.com/office/drawing/2016/5/10/chartex" xmlns:cx5="http://schemas.microsoft.com/office/drawing/2016/5/11/chartex" xmlns:cx6="http://schemas.microsoft.com/office/drawing/2016/5/12/chartex" xmlns:cx7="http://schemas.microsoft.com/office/drawing/2016/5/13/chartex" xmlns:cx8="http://schemas.microsoft.com/office/drawing/2016/5/14/chartex" xmlns:mc="http://schemas.openxmlformats.org/markup-compatibility/2006" xmlns:aink="http://schemas.microsoft.com/office/drawing/2016/ink" xmlns:am3d="http://schemas.microsoft.com/office/drawing/2017/model3d" xmlns:o="urn:schemas-microsoft-com:office:office" xmlns:oel="http://schemas.microsoft.com/office/2019/extlst" xmlns:r="http://schemas.openxmlformats.org/officeDocument/2006/relationships" xmlns:m="http://schemas.openxmlformats.org/officeDocument/2006/math" xmlns:v="urn:schemas-microsoft-com:vml" xmlns:wp14="http://schemas.microsoft.com/office/word/2010/wordprocessingDrawing" xmlns:wp="http://schemas.openxmlformats.org/drawingml/2006/wordprocessingDrawing" xmlns:w10="urn:schemas-microsoft-com:office:word" xmlns:w="http://schemas.openxmlformats.org/wordprocessingml/2006/main" xmlns:w14="http://schemas.microsoft.com/office/word/2010/wordml" xmlns:w15="http://schemas.microsoft.com/office/word/2012/wordml" xmlns:w16cex="http://schemas.microsoft.com/office/word/2018/wordml/cex" xmlns:w16cid="http://schemas.microsoft.com/office/word/2016/wordml/cid" xmlns:w16="http://schemas.microsoft.com/office/word/2018/wordml" xmlns:w16du="http://schemas.microsoft.com/office/word/2023/wordml/word16du" xmlns:w16sdtdh="http://schemas.microsoft.com/office/word/2020/wordml/sdtdatahash" xmlns:w16sdtfl="http://schemas.microsoft.com/office/word/2024/wordml/sdtformatlock" xmlns:w16se="http://schemas.microsoft.com/office/word/2015/wordml/symex" xmlns:wpg="http://schemas.microsoft.com/office/word/2010/wordprocessingGroup" xmlns:wpi="http://schemas.microsoft.com/office/word/2010/wordprocessingInk" xmlns:wne="http://schemas.microsoft.com/office/word/2006/wordml" xmlns:wps="http://schemas.microsoft.com/office/word/2010/wordprocessingShape" mc:Ignorable="w14 w15 w16se w16cid w16 w16cex w16sdtdh w16sdtfl w16du wp14">
   <w:body>
+    <w:p>
+      <w:pPr>
+        <w:spacing w:line="360" w:lineRule="auto"/>
+        <w:rPr>
+          <w:rFonts w:cs="Times New Roman"/>
+        </w:rPr>
+        <w:sectPr>
+          <w:footerReference w:type="default" r:id="rId11"/>
+          <w:pgSz w:w="11906" w:h="16838" w:code="9"/>
+          <w:pgMar w:top="0" w:right="0" w:bottom="0" w:left="0" w:header="0" w:footer="0" w:gutter="0"/>
+          <w:cols w:space="720"/>
+          <w:formProt w:val="0"/>
+          <w:docGrid w:linePitch="360" w:charSpace="4096"/>
+        </w:sectPr>
+      </w:pPr>
+      <w:r>
+        <w:rPr>
+          <w:noProof/>
+        </w:rPr>
+        <w:pict w14:anchorId="08C33D66">
+          <v:shapetype id="_x0000_t202" coordsize="21600,21600" o:spt="202" path="m,l,21600r21600,l21600,xe">
+            <v:stroke joinstyle="miter"/>
+            <v:path gradientshapeok="t" o:connecttype="rect"/>
+          </v:shapetype>
+          <v:shape id="Text Box 24" o:spid="_x0000_s1031" type="#_x0000_t202" style="position:absolute;left:0;text-align:left;margin-left:26.85pt;margin-top:385.2pt;width:532.7pt;height:110.75pt;z-index:251658243;visibility:visible;mso-wrap-style:square;mso-width-percent:0;mso-wrap-distance-left:9pt;mso-wrap-distance-top:0;mso-wrap-distance-right:9pt;mso-wrap-distance-bottom:0;mso-position-horizontal-relative:text;mso-position-vertical-relative:text;mso-width-percent:0;mso-width-relative:page;mso-height-relative:page;v-text-anchor:top" o:gfxdata="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" o:allowincell="f" stroked="f">
+            <v:fill opacity="0"/>
+            <v:textbox style="mso-next-textbox:#Text Box 24" inset="0,0,0,0">
+              <w:txbxContent>
+                <w:p>
+                  <w:pPr>
+                    <w:pStyle w:val="Contenidodelmarco"/>
+                    <w:jc w:val="left"/>
+                    <w:rPr>
+                      <w:sz w:val="52"/>
+                      <w:szCs w:val="52"/>
+                    </w:rPr>
+                  </w:pPr>
+                  <w:r>
+                    <w:rPr>
+                      <w:rFonts w:ascii="Akkurat-Light" w:eastAsia="SimSun" w:hAnsi="Akkurat-Light" w:cs="Leelawadee"/>
+                      <w:color w:val="FFFFFF" w:themeColor="background1"/>
+                      <w:sz w:val="52"/>
+                      <w:szCs w:val="52"/>
+                    </w:rPr>
+                    <w:t>ETAPA II</w:t>
+                  </w:r>
+                  <w:r>
+                    <w:rPr>
+                      <w:rFonts w:ascii="Akkurat-Light" w:eastAsia="SimSun" w:hAnsi="Akkurat-Light" w:cs="Leelawadee"/>
+                      <w:color w:val="FFFFFF" w:themeColor="background1"/>
+                      <w:sz w:val="52"/>
+                      <w:szCs w:val="52"/>
+                    </w:rPr>
+                    <w:br/>
+                  </w:r>
+                  <w:r>
+                    <w:rPr>
+                      <w:rFonts w:ascii="Akkurat-Light" w:eastAsia="SimSun" w:hAnsi="Akkurat-Light" w:cs="Leelawadee"/>
+                      <w:color w:val="FFFFFF" w:themeColor="background1"/>
+                      <w:sz w:val="52"/>
+                      <w:szCs w:val="52"/>
+                    </w:rPr>
+                    <w:t>ANÁLISIS DEL DISCURSO DE ODIO EN REDES SOCIALES EN EL SALVADOR</w:t>
+                  </w:r>
+                </w:p>
+              </w:txbxContent>
+            </v:textbox>
+          </v:shape>
+        </w:pict>
+      </w:r>
+      <w:r>
+        <w:rPr>
+          <w:noProof/>
+        </w:rPr>
+        <w:pict w14:anchorId="740A3655">
+          <v:shape id="Text Box 22" o:spid="_x0000_s1030" type="#_x0000_t202" style="position:absolute;left:0;text-align:left;margin-left:365.9pt;margin-top:267.5pt;width:195.3pt;height:109.35pt;z-index:251658242;visibility:visible;mso-wrap-style:square;mso-width-percent:0;mso-height-percent:0;mso-wrap-distance-left:9pt;mso-wrap-distance-top:0;mso-wrap-distance-right:9pt;mso-wrap-distance-bottom:0;mso-position-horizontal:absolute;mso-position-horizontal-relative:text;mso-position-vertical:absolute;mso-position-vertical-relative:text;mso-width-percent:0;mso-height-percent:0;mso-width-relative:page;mso-height-relative:page;v-text-anchor:top" o:gfxdata="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" o:allowincell="f" stroked="f">
+            <v:fill opacity="0"/>
+            <v:textbox inset="0,0,0,0">
+              <w:txbxContent>
+                <w:p>
+                  <w:pPr>
+                    <w:pStyle w:val="Contenidodelmarco"/>
+                    <w:jc w:val="right"/>
+                    <w:rPr>
+                      <w:rFonts w:ascii="Agency FB bold" w:eastAsia="SimSun" w:hAnsi="Agency FB bold" w:cs="Leelawadee" w:hint="eastAsia"/>
+                      <w:color w:val="A0C0E7"/>
+                      <w:sz w:val="108"/>
+                      <w:szCs w:val="108"/>
+                    </w:rPr>
+                  </w:pPr>
+                  <w:r>
+                    <w:rPr>
+                      <w:rFonts w:ascii="Agency FB bold" w:eastAsia="SimSun" w:hAnsi="Agency FB bold" w:cs="Leelawadee"/>
+                      <w:color w:val="A0C0E7"/>
+                      <w:sz w:val="108"/>
+                      <w:szCs w:val="108"/>
+                    </w:rPr>
+                    <w:t>2026</w:t>
+                  </w:r>
+                </w:p>
+              </w:txbxContent>
+            </v:textbox>
+          </v:shape>
+        </w:pict>
+      </w:r>
+      <w:r>
+        <w:rPr>
+          <w:noProof/>
+        </w:rPr>
+        <w:pict w14:anchorId="5D5F0810">
+          <v:shape id="Text Box 20" o:spid="_x0000_s1029" type="#_x0000_t202" style="position:absolute;left:0;text-align:left;margin-left:29.45pt;margin-top:320.4pt;width:304.05pt;height:35.8pt;z-index:251658244;visibility:visible;mso-wrap-style:square;mso-width-percent:0;mso-height-percent:0;mso-wrap-distance-left:9pt;mso-wrap-distance-top:0;mso-wrap-distance-right:9pt;mso-wrap-distance-bottom:0;mso-position-horizontal:absolute;mso-position-horizontal-relative:text;mso-position-vertical:absolute;mso-position-vertical-relative:text;mso-width-percent:0;mso-height-percent:0;mso-width-relative:page;mso-height-relative:page;v-text-anchor:top" o:gfxdata="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" o:allowincell="f" stroked="f">
+            <v:fill opacity="0"/>
+            <v:textbox inset="0,0,0,0">
+              <w:txbxContent>
+                <w:p>
+                  <w:pPr>
+                    <w:pStyle w:val="Contenidodelmarco"/>
+                    <w:jc w:val="left"/>
+                    <w:rPr>
+                      <w:rFonts w:ascii="Akkurat-Bold" w:eastAsia="SimSun" w:hAnsi="Akkurat-Bold" w:cs="Leelawadee" w:hint="eastAsia"/>
+                      <w:sz w:val="42"/>
+                      <w:szCs w:val="24"/>
+                    </w:rPr>
+                  </w:pPr>
+                  <w:r>
+                    <w:rPr>
+                      <w:rFonts w:ascii="Akkurat-Bold" w:eastAsia="SimSun" w:hAnsi="Akkurat-Bold" w:cs="Leelawadee"/>
+                      <w:sz w:val="42"/>
+                      <w:szCs w:val="24"/>
+                    </w:rPr>
+                    <w:t>TEMA DE INVESTIGACIÓN</w:t>
+                  </w:r>
+                </w:p>
+              </w:txbxContent>
+            </v:textbox>
+          </v:shape>
+        </w:pict>
+      </w:r>
+      <w:r>
+        <w:rPr>
+          <w:noProof/>
+        </w:rPr>
+        <w:pict w14:anchorId="540C8F29">
+          <v:shape id="Text Box 18" o:spid="_x0000_s1028" type="#_x0000_t202" style="position:absolute;left:0;text-align:left;margin-left:31.7pt;margin-top:605.1pt;width:531.3pt;height:192pt;z-index:251658246;visibility:visible;mso-wrap-style:square;mso-width-percent:0;mso-height-percent:0;mso-wrap-distance-left:9pt;mso-wrap-distance-top:0;mso-wrap-distance-right:9pt;mso-wrap-distance-bottom:0;mso-position-horizontal:absolute;mso-position-horizontal-relative:text;mso-position-vertical:absolute;mso-position-vertical-relative:text;mso-width-percent:0;mso-height-percent:0;mso-width-relative:page;mso-height-relative:margin;v-text-anchor:top" o:gfxdata="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" o:allowincell="f" stroked="f">
+            <v:fill opacity="0"/>
+            <v:textbox inset="0,0,0,0">
+              <w:txbxContent>
+                <w:p>
+                  <w:pPr>
+                    <w:pStyle w:val="Contenidodelmarco"/>
+                    <w:rPr>
+                      <w:rFonts w:ascii="Akkurat-Light" w:eastAsia="SimSun" w:hAnsi="Akkurat-Light" w:cs="Leelawadee" w:hint="eastAsia"/>
+                      <w:sz w:val="36"/>
+                      <w:szCs w:val="32"/>
+                    </w:rPr>
+                  </w:pPr>
+                  <w:r>
+                    <w:rPr>
+                      <w:rFonts w:ascii="Akkurat-Light" w:eastAsia="SimSun" w:hAnsi="Akkurat-Light" w:cs="Leelawadee"/>
+                      <w:sz w:val="36"/>
+                      <w:szCs w:val="32"/>
+                    </w:rPr>
+                    <w:t>Julio Enrique De La Quadra Mata</w:t>
+                  </w:r>
+                </w:p>
+                <w:p>
+                  <w:pPr>
+                    <w:pStyle w:val="Contenidodelmarco"/>
+                    <w:rPr>
+                      <w:rFonts w:ascii="Akkurat-Light" w:eastAsia="SimSun" w:hAnsi="Akkurat-Light" w:cs="Leelawadee" w:hint="eastAsia"/>
+                      <w:sz w:val="36"/>
+                      <w:szCs w:val="32"/>
+                    </w:rPr>
+                  </w:pPr>
+                  <w:r>
+                    <w:rPr>
+                      <w:rFonts w:ascii="Akkurat-Light" w:eastAsia="SimSun" w:hAnsi="Akkurat-Light" w:cs="Leelawadee"/>
+                      <w:sz w:val="36"/>
+                      <w:szCs w:val="32"/>
+                    </w:rPr>
+                    <w:t>Cristian Antonio Escalante Hernandez</w:t>
+                  </w:r>
+                </w:p>
+                <w:p>
+                  <w:pPr>
+                    <w:pStyle w:val="Contenidodelmarco"/>
+                    <w:rPr>
+                      <w:rFonts w:ascii="Akkurat-Light" w:eastAsia="SimSun" w:hAnsi="Akkurat-Light" w:cs="Leelawadee" w:hint="eastAsia"/>
+                      <w:sz w:val="36"/>
+                      <w:szCs w:val="32"/>
+                    </w:rPr>
+                  </w:pPr>
+                  <w:proofErr w:type="spellStart"/>
+                  <w:r>
+                    <w:rPr>
+                      <w:rFonts w:ascii="Akkurat-Light" w:eastAsia="SimSun" w:hAnsi="Akkurat-Light" w:cs="Leelawadee"/>
+                      <w:sz w:val="36"/>
+                      <w:szCs w:val="32"/>
+                    </w:rPr>
+                    <w:t>Willian</w:t>
+                  </w:r>
+                  <w:proofErr w:type="spellEnd"/>
+                  <w:r>
+                    <w:rPr>
+                      <w:rFonts w:ascii="Akkurat-Light" w:eastAsia="SimSun" w:hAnsi="Akkurat-Light" w:cs="Leelawadee"/>
+                      <w:sz w:val="36"/>
+                      <w:szCs w:val="32"/>
+                    </w:rPr>
+                    <w:t xml:space="preserve"> Alexander Chávez Servellón</w:t>
+                  </w:r>
+                </w:p>
+                <w:p>
+                  <w:pPr>
+                    <w:pStyle w:val="Contenidodelmarco"/>
+                    <w:rPr>
+                      <w:rFonts w:ascii="Akkurat-Light" w:hAnsi="Akkurat-Light"/>
+                      <w:sz w:val="36"/>
+                      <w:szCs w:val="32"/>
+                    </w:rPr>
+                  </w:pPr>
+                </w:p>
+                <w:p>
+                  <w:pPr>
+                    <w:pStyle w:val="Contenidodelmarco"/>
+                    <w:jc w:val="right"/>
+                    <w:rPr>
+                      <w:rFonts w:ascii="Akkurat-Light" w:hAnsi="Akkurat-Light"/>
+                      <w:sz w:val="36"/>
+                      <w:szCs w:val="32"/>
+                    </w:rPr>
+                  </w:pPr>
+                  <w:r>
+                    <w:rPr>
+                      <w:rFonts w:ascii="Akkurat-Light" w:hAnsi="Akkurat-Light"/>
+                      <w:sz w:val="36"/>
+                      <w:szCs w:val="32"/>
+                    </w:rPr>
+                    <w:t xml:space="preserve">Ciudad universitaria, 12 de </w:t>
+                  </w:r>
+                  <w:r>
+                    <w:rPr>
+                      <w:rFonts w:ascii="Akkurat-Light" w:hAnsi="Akkurat-Light"/>
+                      <w:sz w:val="36"/>
+                      <w:szCs w:val="32"/>
+                    </w:rPr>
+                    <w:t>septiembre</w:t>
+                  </w:r>
+                  <w:r>
+                    <w:rPr>
+                      <w:rFonts w:ascii="Akkurat-Light" w:hAnsi="Akkurat-Light"/>
+                      <w:sz w:val="36"/>
+                      <w:szCs w:val="32"/>
+                    </w:rPr>
+                    <w:t xml:space="preserve"> del 2026</w:t>
+                  </w:r>
+                </w:p>
+              </w:txbxContent>
+            </v:textbox>
+          </v:shape>
+        </w:pict>
+      </w:r>
+      <w:r>
+        <w:rPr>
+          <w:noProof/>
+        </w:rPr>
+        <w:pict w14:anchorId="0C77B490">
+          <v:shape id="Text Box 16" o:spid="_x0000_s1027" type="#_x0000_t202" style="position:absolute;left:0;text-align:left;margin-left:29.45pt;margin-top:570.85pt;width:269.15pt;height:35.8pt;z-index:251658245;visibility:visible;mso-wrap-style:square;mso-width-percent:0;mso-height-percent:0;mso-wrap-distance-left:9pt;mso-wrap-distance-top:0;mso-wrap-distance-right:9pt;mso-wrap-distance-bottom:0;mso-position-horizontal:absolute;mso-position-horizontal-relative:text;mso-position-vertical:absolute;mso-position-vertical-relative:text;mso-width-percent:0;mso-height-percent:0;mso-width-relative:page;mso-height-relative:page;v-text-anchor:top" o:gfxdata="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" o:allowincell="f" stroked="f">
+            <v:fill opacity="0"/>
+            <v:textbox inset="0,0,0,0">
+              <w:txbxContent>
+                <w:p>
+                  <w:pPr>
+                    <w:pStyle w:val="Contenidodelmarco"/>
+                    <w:rPr>
+                      <w:rFonts w:ascii="Akkurat-Bold" w:hAnsi="Akkurat-Bold"/>
+                      <w:sz w:val="38"/>
+                      <w:szCs w:val="20"/>
+                    </w:rPr>
+                  </w:pPr>
+                  <w:r>
+                    <w:rPr>
+                      <w:rFonts w:ascii="Akkurat-Bold" w:eastAsia="SimSun" w:hAnsi="Akkurat-Bold" w:cs="Leelawadee"/>
+                      <w:sz w:val="38"/>
+                      <w:szCs w:val="20"/>
+                    </w:rPr>
+                    <w:t>Integrantes</w:t>
+                  </w:r>
+                </w:p>
+              </w:txbxContent>
+            </v:textbox>
+          </v:shape>
+        </w:pict>
+      </w:r>
+      <w:r>
+        <w:rPr>
+          <w:noProof/>
+        </w:rPr>
+        <w:pict w14:anchorId="2AEC7682">
+          <v:shape id="Text Box 14" o:spid="_x0000_s1026" type="#_x0000_t202" style="position:absolute;left:0;text-align:left;margin-left:29.45pt;margin-top:63pt;width:536.8pt;height:118.2pt;z-index:251658247;visibility:visible;mso-wrap-style:square;mso-width-percent:0;mso-height-percent:0;mso-wrap-distance-left:9pt;mso-wrap-distance-top:0;mso-wrap-distance-right:9pt;mso-wrap-distance-bottom:0;mso-position-horizontal:absolute;mso-position-horizontal-relative:text;mso-position-vertical:absolute;mso-position-vertical-relative:text;mso-width-percent:0;mso-height-percent:0;mso-width-relative:page;mso-height-relative:margin;v-text-anchor:top" o:gfxdata="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" o:allowincell="f" stroked="f">
+            <v:fill opacity="0"/>
+            <v:textbox inset="0,0,0,0">
+              <w:txbxContent>
+                <w:p>
+                  <w:pPr>
+                    <w:pStyle w:val="Contenidodelmarco"/>
+                    <w:jc w:val="left"/>
+                    <w:rPr>
+                      <w:rFonts w:ascii="Akkurat-Bold" w:eastAsia="SimSun" w:hAnsi="Akkurat-Bold" w:cs="Leelawadee" w:hint="eastAsia"/>
+                      <w:b/>
+                      <w:bCs/>
+                      <w:color w:val="1A5A91"/>
+                      <w:sz w:val="36"/>
+                      <w:szCs w:val="36"/>
+                    </w:rPr>
+                  </w:pPr>
+                  <w:r>
+                    <w:rPr>
+                      <w:rFonts w:ascii="Akkurat-Bold" w:eastAsia="SimSun" w:hAnsi="Akkurat-Bold" w:cs="Leelawadee"/>
+                      <w:b/>
+                      <w:bCs/>
+                      <w:color w:val="1A5A91"/>
+                      <w:sz w:val="36"/>
+                      <w:szCs w:val="36"/>
+                    </w:rPr>
+                    <w:t>UNIVERSIDAD DE EL SALVADOR</w:t>
+                  </w:r>
+                </w:p>
+                <w:p>
+                  <w:pPr>
+                    <w:pStyle w:val="Contenidodelmarco"/>
+                    <w:jc w:val="left"/>
+                    <w:rPr>
+                      <w:rFonts w:ascii="Akkurat-Bold" w:eastAsia="SimSun" w:hAnsi="Akkurat-Bold" w:cs="Leelawadee" w:hint="eastAsia"/>
+                      <w:b/>
+                      <w:bCs/>
+                      <w:color w:val="1A5A91"/>
+                      <w:sz w:val="36"/>
+                      <w:szCs w:val="36"/>
+                    </w:rPr>
+                  </w:pPr>
+                  <w:r>
+                    <w:rPr>
+                      <w:rFonts w:ascii="Akkurat-Bold" w:eastAsia="SimSun" w:hAnsi="Akkurat-Bold" w:cs="Leelawadee"/>
+                      <w:b/>
+                      <w:bCs/>
+                      <w:color w:val="1A5A91"/>
+                      <w:sz w:val="36"/>
+                      <w:szCs w:val="36"/>
+                    </w:rPr>
+                    <w:t>FACULTAD DE INGENIERÍA Y ARQUITECTURA</w:t>
+                  </w:r>
+                </w:p>
+                <w:p>
+                  <w:pPr>
+                    <w:pStyle w:val="Contenidodelmarco"/>
+                    <w:jc w:val="left"/>
+                    <w:rPr>
+                      <w:rFonts w:ascii="Akkurat-Bold" w:eastAsia="SimSun" w:hAnsi="Akkurat-Bold" w:cs="Leelawadee" w:hint="eastAsia"/>
+                      <w:b/>
+                      <w:bCs/>
+                      <w:color w:val="1A5A91"/>
+                      <w:sz w:val="36"/>
+                      <w:szCs w:val="36"/>
+                    </w:rPr>
+                  </w:pPr>
+                  <w:r>
+                    <w:rPr>
+                      <w:rFonts w:ascii="Akkurat-Bold" w:eastAsia="SimSun" w:hAnsi="Akkurat-Bold" w:cs="Leelawadee"/>
+                      <w:b/>
+                      <w:bCs/>
+                      <w:color w:val="1A5A91"/>
+                      <w:sz w:val="36"/>
+                      <w:szCs w:val="36"/>
+                    </w:rPr>
+                    <w:t>ESCUELA DE SISTEMAS INFORMÁTICOS</w:t>
+                  </w:r>
+                </w:p>
+              </w:txbxContent>
+            </v:textbox>
+          </v:shape>
+        </w:pict>
+      </w:r>
+      <w:r>
+        <w:rPr>
+          <w:rFonts w:cs="Times New Roman"/>
+          <w:noProof/>
+        </w:rPr>
+        <w:drawing>
+          <wp:anchor distT="0" distB="0" distL="114300" distR="114300" simplePos="0" relativeHeight="251656704" behindDoc="0" locked="0" layoutInCell="1" allowOverlap="1" wp14:anchorId="08DDF21E" wp14:editId="459E2FA1">
+            <wp:simplePos x="0" y="0"/>
+            <wp:positionH relativeFrom="column">
+              <wp:posOffset>5486400</wp:posOffset>
+            </wp:positionH>
+            <wp:positionV relativeFrom="paragraph">
+              <wp:posOffset>622300</wp:posOffset>
+            </wp:positionV>
+            <wp:extent cx="1778000" cy="1778000"/>
+            <wp:effectExtent l="0" t="0" r="0" b="0"/>
+            <wp:wrapSquare wrapText="bothSides"/>
+            <wp:docPr id="1452344784" name="Picture 10"/>
+            <wp:cNvGraphicFramePr>
+              <a:graphicFrameLocks xmlns:a="http://schemas.openxmlformats.org/drawingml/2006/main" noChangeAspect="1"/>
+            </wp:cNvGraphicFramePr>
+            <a:graphic xmlns:a="http://schemas.openxmlformats.org/drawingml/2006/main">
+              <a:graphicData uri="http://schemas.openxmlformats.org/drawingml/2006/picture">
+                <pic:pic xmlns:pic="http://schemas.openxmlformats.org/drawingml/2006/picture">
+                  <pic:nvPicPr>
+                    <pic:cNvPr id="0" name="Picture 6"/>
+                    <pic:cNvPicPr>
+                      <a:picLocks noChangeAspect="1" noChangeArrowheads="1"/>
+                    </pic:cNvPicPr>
+                  </pic:nvPicPr>
+                  <pic:blipFill>
+                    <a:blip r:embed="rId12">
+                      <a:extLst>
+                        <a:ext uri="{28A0092B-C50C-407E-A947-70E740481C1C}">
+                          <a14:useLocalDpi xmlns:a14="http://schemas.microsoft.com/office/drawing/2010/main" val="0"/>
+                        </a:ext>
+                      </a:extLst>
+                    </a:blip>
+                    <a:srcRect/>
+                    <a:stretch>
+                      <a:fillRect/>
+                    </a:stretch>
+                  </pic:blipFill>
+                  <pic:spPr bwMode="auto">
+                    <a:xfrm>
+                      <a:off x="0" y="0"/>
+                      <a:ext cx="1778000" cy="1778000"/>
+                    </a:xfrm>
+                    <a:prstGeom prst="rect">
+                      <a:avLst/>
+                    </a:prstGeom>
+                    <a:noFill/>
+                    <a:ln>
+                      <a:noFill/>
+                    </a:ln>
+                  </pic:spPr>
+                </pic:pic>
+              </a:graphicData>
+            </a:graphic>
+            <wp14:sizeRelH relativeFrom="page">
+              <wp14:pctWidth>0</wp14:pctWidth>
+            </wp14:sizeRelH>
+            <wp14:sizeRelV relativeFrom="page">
+              <wp14:pctHeight>0</wp14:pctHeight>
+            </wp14:sizeRelV>
+          </wp:anchor>
+        </w:drawing>
+      </w:r>
+      <w:r>
+        <w:rPr>
+          <w:rFonts w:cs="Times New Roman"/>
+          <w:noProof/>
+        </w:rPr>
+        <w:drawing>
+          <wp:anchor distT="0" distB="0" distL="0" distR="0" simplePos="0" relativeHeight="251653632" behindDoc="1" locked="0" layoutInCell="0" allowOverlap="1" wp14:anchorId="60961F4F" wp14:editId="7A3C0225">
+            <wp:simplePos x="0" y="0"/>
+            <wp:positionH relativeFrom="column">
+              <wp:posOffset>0</wp:posOffset>
+            </wp:positionH>
+            <wp:positionV relativeFrom="paragraph">
+              <wp:posOffset>0</wp:posOffset>
+            </wp:positionV>
+            <wp:extent cx="7772400" cy="10727055"/>
+            <wp:effectExtent l="0" t="0" r="0" b="0"/>
+            <wp:wrapNone/>
+            <wp:docPr id="1" name="Picture 0" descr="for-word.jpg"/>
+            <wp:cNvGraphicFramePr>
+              <a:graphicFrameLocks xmlns:a="http://schemas.openxmlformats.org/drawingml/2006/main" noChangeAspect="1"/>
+            </wp:cNvGraphicFramePr>
+            <a:graphic xmlns:a="http://schemas.openxmlformats.org/drawingml/2006/main">
+              <a:graphicData uri="http://schemas.openxmlformats.org/drawingml/2006/picture">
+                <pic:pic xmlns:pic="http://schemas.openxmlformats.org/drawingml/2006/picture">
+                  <pic:nvPicPr>
+                    <pic:cNvPr id="1" name="Picture 0" descr="for-word.jpg"/>
+                    <pic:cNvPicPr>
+                      <a:picLocks noChangeAspect="1" noChangeArrowheads="1"/>
+                    </pic:cNvPicPr>
+                  </pic:nvPicPr>
+                  <pic:blipFill>
+                    <a:blip r:embed="rId13"/>
+                    <a:stretch>
+                      <a:fillRect/>
+                    </a:stretch>
+                  </pic:blipFill>
+                  <pic:spPr bwMode="auto">
+                    <a:xfrm>
+                      <a:off x="0" y="0"/>
+                      <a:ext cx="7772400" cy="10727055"/>
+                    </a:xfrm>
+                    <a:prstGeom prst="rect">
+                      <a:avLst/>
+                    </a:prstGeom>
+                  </pic:spPr>
+                </pic:pic>
+              </a:graphicData>
+            </a:graphic>
+            <wp14:sizeRelV relativeFrom="margin">
+              <wp14:pctHeight>0</wp14:pctHeight>
+            </wp14:sizeRelV>
+          </wp:anchor>
+        </w:drawing>
+      </w:r>
+    </w:p>
     <w:bookmarkStart w:id="0" w:name="introducción-y-planteamiento" w:displacedByCustomXml="next"/>
     <w:sdt>
       <w:sdtPr>
@@ -3887,10 +4392,24 @@
         </w:p>
       </w:sdtContent>
     </w:sdt>
-    <w:bookmarkEnd w:id="71"/>
     <w:p>
       <w:pPr>
         <w:pStyle w:val="Heading1"/>
+        <w:spacing w:line="360" w:lineRule="auto"/>
+        <w:sectPr>
+          <w:footnotePr>
+            <w:numRestart w:val="eachSect"/>
+          </w:footnotePr>
+          <w:pgSz w:w="12240" w:h="15840"/>
+          <w:pgMar w:top="1440" w:right="1440" w:bottom="1440" w:left="1440" w:header="720" w:footer="720" w:gutter="0"/>
+          <w:pgNumType w:start="1"/>
+          <w:cols w:space="720"/>
+        </w:sectPr>
+      </w:pPr>
+    </w:p>
+    <w:p>
+      <w:pPr>
+        <w:pStyle w:val="Heading1"/>
       </w:pPr>
       <w:r>
         <w:t>Introducción y Planteamiento</w:t>
@@ -3946,6 +4465,10 @@
     </w:p>
     <w:p>
       <w:pPr>
+        <w:numPr>
+          <w:ilvl w:val="0"/>
+          <w:numId w:val="13"/>
+        </w:numPr>
         <w:pStyle w:val="BodyText"/>
       </w:pPr>
       <w:r>
@@ -3954,6 +4477,10 @@
     </w:p>
     <w:p>
       <w:pPr>
+        <w:numPr>
+          <w:ilvl w:val="0"/>
+          <w:numId w:val="13"/>
+        </w:numPr>
         <w:pStyle w:val="BodyText"/>
       </w:pPr>
       <w:r>
@@ -3962,6 +4489,10 @@
     </w:p>
     <w:p>
       <w:pPr>
+        <w:numPr>
+          <w:ilvl w:val="0"/>
+          <w:numId w:val="13"/>
+        </w:numPr>
         <w:pStyle w:val="BodyText"/>
       </w:pPr>
       <w:r>
@@ -3970,6 +4501,10 @@
     </w:p>
     <w:p>
       <w:pPr>
+        <w:numPr>
+          <w:ilvl w:val="0"/>
+          <w:numId w:val="13"/>
+        </w:numPr>
         <w:pStyle w:val="BodyText"/>
       </w:pPr>
       <w:r>
@@ -3978,6 +4513,10 @@
     </w:p>
     <w:p>
       <w:pPr>
+        <w:numPr>
+          <w:ilvl w:val="0"/>
+          <w:numId w:val="13"/>
+        </w:numPr>
         <w:pStyle w:val="BodyText"/>
       </w:pPr>
       <w:r>
@@ -3986,6 +4525,10 @@
     </w:p>
     <w:p>
       <w:pPr>
+        <w:numPr>
+          <w:ilvl w:val="0"/>
+          <w:numId w:val="13"/>
+        </w:numPr>
         <w:pStyle w:val="BodyText"/>
       </w:pPr>
       <w:r>
@@ -4026,6 +4569,10 @@
     </w:p>
     <w:p>
       <w:pPr>
+        <w:numPr>
+          <w:ilvl w:val="0"/>
+          <w:numId w:val="13"/>
+        </w:numPr>
         <w:pStyle w:val="BodyText"/>
       </w:pPr>
       <w:r>
@@ -4034,6 +4581,10 @@
     </w:p>
     <w:p>
       <w:pPr>
+        <w:numPr>
+          <w:ilvl w:val="0"/>
+          <w:numId w:val="13"/>
+        </w:numPr>
         <w:pStyle w:val="BodyText"/>
       </w:pPr>
       <w:r>
@@ -4042,6 +4593,10 @@
     </w:p>
     <w:p>
       <w:pPr>
+        <w:numPr>
+          <w:ilvl w:val="0"/>
+          <w:numId w:val="13"/>
+        </w:numPr>
         <w:pStyle w:val="BodyText"/>
       </w:pPr>
       <w:r>
@@ -4050,6 +4605,10 @@
     </w:p>
     <w:p>
       <w:pPr>
+        <w:numPr>
+          <w:ilvl w:val="0"/>
+          <w:numId w:val="13"/>
+        </w:numPr>
         <w:pStyle w:val="BodyText"/>
       </w:pPr>
       <w:r>
@@ -4058,6 +4617,10 @@
     </w:p>
     <w:p>
       <w:pPr>
+        <w:numPr>
+          <w:ilvl w:val="0"/>
+          <w:numId w:val="13"/>
+        </w:numPr>
         <w:pStyle w:val="BodyText"/>
       </w:pPr>
       <w:r>
@@ -4066,6 +4629,10 @@
     </w:p>
     <w:p>
       <w:pPr>
+        <w:numPr>
+          <w:ilvl w:val="0"/>
+          <w:numId w:val="13"/>
+        </w:numPr>
         <w:pStyle w:val="BodyText"/>
       </w:pPr>
       <w:r>
@@ -9449,6 +10016,10 @@
     </w:p>
     <w:p>
       <w:pPr>
+        <w:numPr>
+          <w:ilvl w:val="0"/>
+          <w:numId w:val="13"/>
+        </w:numPr>
         <w:pStyle w:val="BodyText"/>
       </w:pPr>
       <w:r>
@@ -9457,6 +10028,10 @@
     </w:p>
     <w:p>
       <w:pPr>
+        <w:numPr>
+          <w:ilvl w:val="0"/>
+          <w:numId w:val="13"/>
+        </w:numPr>
         <w:pStyle w:val="BodyText"/>
       </w:pPr>
       <w:r>
@@ -9465,6 +10040,10 @@
     </w:p>
     <w:p>
       <w:pPr>
+        <w:numPr>
+          <w:ilvl w:val="0"/>
+          <w:numId w:val="13"/>
+        </w:numPr>
         <w:pStyle w:val="BodyText"/>
       </w:pPr>
       <w:r>
@@ -9473,6 +10052,10 @@
     </w:p>
     <w:p>
       <w:pPr>
+        <w:numPr>
+          <w:ilvl w:val="0"/>
+          <w:numId w:val="13"/>
+        </w:numPr>
         <w:pStyle w:val="BodyText"/>
       </w:pPr>
       <w:r>
@@ -9481,6 +10064,10 @@
     </w:p>
     <w:p>
       <w:pPr>
+        <w:numPr>
+          <w:ilvl w:val="0"/>
+          <w:numId w:val="13"/>
+        </w:numPr>
         <w:pStyle w:val="BodyText"/>
       </w:pPr>
       <w:r>
@@ -9908,6 +10495,10 @@
     </w:p>
     <w:p>
       <w:pPr>
+        <w:numPr>
+          <w:ilvl w:val="0"/>
+          <w:numId w:val="13"/>
+        </w:numPr>
         <w:pStyle w:val="BodyText"/>
       </w:pPr>
       <w:r>
@@ -9916,6 +10507,10 @@
     </w:p>
     <w:p>
       <w:pPr>
+        <w:numPr>
+          <w:ilvl w:val="0"/>
+          <w:numId w:val="13"/>
+        </w:numPr>
         <w:pStyle w:val="BodyText"/>
       </w:pPr>
       <w:r>
@@ -9924,6 +10519,10 @@
     </w:p>
     <w:p>
       <w:pPr>
+        <w:numPr>
+          <w:ilvl w:val="0"/>
+          <w:numId w:val="13"/>
+        </w:numPr>
         <w:pStyle w:val="BodyText"/>
       </w:pPr>
       <w:r>
@@ -9932,6 +10531,10 @@
     </w:p>
     <w:p>
       <w:pPr>
+        <w:numPr>
+          <w:ilvl w:val="0"/>
+          <w:numId w:val="13"/>
+        </w:numPr>
         <w:pStyle w:val="BodyText"/>
       </w:pPr>
       <w:r>
@@ -10217,6 +10820,10 @@
     </w:p>
     <w:p>
       <w:pPr>
+        <w:numPr>
+          <w:ilvl w:val="0"/>
+          <w:numId w:val="13"/>
+        </w:numPr>
         <w:pStyle w:val="BodyText"/>
       </w:pPr>
       <w:r>
@@ -10225,6 +10832,10 @@
     </w:p>
     <w:p>
       <w:pPr>
+        <w:numPr>
+          <w:ilvl w:val="0"/>
+          <w:numId w:val="13"/>
+        </w:numPr>
         <w:pStyle w:val="BodyText"/>
       </w:pPr>
       <w:r>
@@ -10233,6 +10844,10 @@
     </w:p>
     <w:p>
       <w:pPr>
+        <w:numPr>
+          <w:ilvl w:val="0"/>
+          <w:numId w:val="13"/>
+        </w:numPr>
         <w:pStyle w:val="BodyText"/>
       </w:pPr>
       <w:r>
@@ -10249,6 +10864,10 @@
     </w:p>
     <w:p>
       <w:pPr>
+        <w:numPr>
+          <w:ilvl w:val="0"/>
+          <w:numId w:val="13"/>
+        </w:numPr>
         <w:pStyle w:val="BodyText"/>
       </w:pPr>
       <w:r>
@@ -10257,6 +10876,10 @@
     </w:p>
     <w:p>
       <w:pPr>
+        <w:numPr>
+          <w:ilvl w:val="0"/>
+          <w:numId w:val="13"/>
+        </w:numPr>
         <w:pStyle w:val="BodyText"/>
       </w:pPr>
       <w:r>
@@ -10265,6 +10888,10 @@
     </w:p>
     <w:p>
       <w:pPr>
+        <w:numPr>
+          <w:ilvl w:val="0"/>
+          <w:numId w:val="13"/>
+        </w:numPr>
         <w:pStyle w:val="BodyText"/>
       </w:pPr>
       <w:r>
@@ -10273,6 +10900,10 @@
     </w:p>
     <w:p>
       <w:pPr>
+        <w:numPr>
+          <w:ilvl w:val="0"/>
+          <w:numId w:val="13"/>
+        </w:numPr>
         <w:pStyle w:val="BodyText"/>
       </w:pPr>
       <w:r>
@@ -10281,6 +10912,10 @@
     </w:p>
     <w:p>
       <w:pPr>
+        <w:numPr>
+          <w:ilvl w:val="0"/>
+          <w:numId w:val="13"/>
+        </w:numPr>
         <w:pStyle w:val="BodyText"/>
       </w:pPr>
       <w:r>
@@ -10289,6 +10924,10 @@
     </w:p>
     <w:p>
       <w:pPr>
+        <w:numPr>
+          <w:ilvl w:val="0"/>
+          <w:numId w:val="13"/>
+        </w:numPr>
         <w:pStyle w:val="BodyText"/>
       </w:pPr>
       <w:r>
@@ -10297,6 +10936,10 @@
     </w:p>
     <w:p>
       <w:pPr>
+        <w:numPr>
+          <w:ilvl w:val="0"/>
+          <w:numId w:val="13"/>
+        </w:numPr>
         <w:pStyle w:val="BodyText"/>
       </w:pPr>
       <w:r>

--- a/reports/9-12-2026/Etapa II - Analisis de Discurso de Odio en Redes Sociales en El Salvador.docx
+++ b/reports/9-12-2026/Etapa II - Analisis de Discurso de Odio en Redes Sociales en El Salvador.docx
@@ -5217,6 +5217,62 @@
     </w:p>
     <w:p>
       <w:pPr>
+        <w:jc w:val="center"/>
+      </w:pPr>
+      <w:r>
+        <w:drawing>
+          <wp:inline xmlns:a="http://schemas.openxmlformats.org/drawingml/2006/main" xmlns:pic="http://schemas.openxmlformats.org/drawingml/2006/picture">
+            <wp:extent cx="5486400" cy="2863177"/>
+            <wp:docPr id="1452344785" name="Picture 1452344785"/>
+            <wp:cNvGraphicFramePr>
+              <a:graphicFrameLocks noChangeAspect="1"/>
+            </wp:cNvGraphicFramePr>
+            <a:graphic>
+              <a:graphicData uri="http://schemas.openxmlformats.org/drawingml/2006/picture">
+                <pic:pic>
+                  <pic:nvPicPr>
+                    <pic:cNvPr id="0" name="fig01_tokenizador.png"/>
+                    <pic:cNvPicPr/>
+                  </pic:nvPicPr>
+                  <pic:blipFill>
+                    <a:blip r:embed="rId35"/>
+                    <a:stretch>
+                      <a:fillRect/>
+                    </a:stretch>
+                  </pic:blipFill>
+                  <pic:spPr>
+                    <a:xfrm>
+                      <a:off x="0" y="0"/>
+                      <a:ext cx="5486400" cy="2863177"/>
+                    </a:xfrm>
+                    <a:prstGeom prst="rect"/>
+                  </pic:spPr>
+                </pic:pic>
+              </a:graphicData>
+            </a:graphic>
+          </wp:inline>
+        </w:drawing>
+      </w:r>
+    </w:p>
+    <w:p>
+      <w:pPr>
+        <w:pStyle w:val="Caption"/>
+        <w:jc w:val="center"/>
+      </w:pPr>
+      <w:r>
+        <w:t>Figura 1 Fragmentación del texto salvadoreño por tokenizador</w:t>
+      </w:r>
+    </w:p>
+    <w:p>
+      <w:pPr>
+        <w:pStyle w:val="BodyText"/>
+      </w:pPr>
+      <w:r>
+        <w:t>La figura ordena los candidatos por cuánto trocean el mismo texto. La distancia entre los extremos es de 0.38 subtokens por palabra, un 26 % más de fragmentación en el peor caso que en el mejor. Dos modelos quedan marcados por motivos opuestos: RoBERTuito es el que menos trocea y el único que además cubre más del 5 % del léxico local como unidad, y BETO aparece con 588 tokens desconocidos, que es un defecto de otra naturaleza —no fragmenta, directamente no reconoce— y lo descarta.</w:t>
+      </w:r>
+    </w:p>
+    <w:p>
+      <w:pPr>
         <w:pStyle w:val="BodyText"/>
       </w:pPr>
       <w:r>
@@ -5607,6 +5663,62 @@
     </w:p>
     <w:p>
       <w:pPr>
+        <w:jc w:val="center"/>
+      </w:pPr>
+      <w:r>
+        <w:drawing>
+          <wp:inline xmlns:a="http://schemas.openxmlformats.org/drawingml/2006/main" xmlns:pic="http://schemas.openxmlformats.org/drawingml/2006/picture">
+            <wp:extent cx="5486400" cy="3265410"/>
+            <wp:docPr id="1452344786" name="Picture 1452344786"/>
+            <wp:cNvGraphicFramePr>
+              <a:graphicFrameLocks noChangeAspect="1"/>
+            </wp:cNvGraphicFramePr>
+            <a:graphic>
+              <a:graphicData uri="http://schemas.openxmlformats.org/drawingml/2006/picture">
+                <pic:pic>
+                  <pic:nvPicPr>
+                    <pic:cNvPr id="0" name="fig02_arquitecturas.png"/>
+                    <pic:cNvPicPr/>
+                  </pic:nvPicPr>
+                  <pic:blipFill>
+                    <a:blip r:embed="rId36"/>
+                    <a:stretch>
+                      <a:fillRect/>
+                    </a:stretch>
+                  </pic:blipFill>
+                  <pic:spPr>
+                    <a:xfrm>
+                      <a:off x="0" y="0"/>
+                      <a:ext cx="5486400" cy="3265410"/>
+                    </a:xfrm>
+                    <a:prstGeom prst="rect"/>
+                  </pic:spPr>
+                </pic:pic>
+              </a:graphicData>
+            </a:graphic>
+          </wp:inline>
+        </w:drawing>
+      </w:r>
+    </w:p>
+    <w:p>
+      <w:pPr>
+        <w:pStyle w:val="Caption"/>
+        <w:jc w:val="center"/>
+      </w:pPr>
+      <w:r>
+        <w:t>Figura 2 Desempeño frente a tamaño del modelo, con el dominio de preentrenamiento destacado</w:t>
+      </w:r>
+    </w:p>
+    <w:p>
+      <w:pPr>
+        <w:pStyle w:val="BodyText"/>
+      </w:pPr>
+      <w:r>
+        <w:t>La figura cruza el tamaño del modelo con su desempeño, y lo que muestra es que no hay relación. Si el tamaño explicara el resultado, los puntos subirían de izquierda a derecha; no lo hacen. Lo que sí separa a los dos mejores del resto es el color: ambos fueron preentrenados sobre publicaciones de redes sociales. El modelo más grande de la comparación, con 560 millones de parámetros, queda por debajo de uno cinco veces menor.</w:t>
+      </w:r>
+    </w:p>
+    <w:p>
+      <w:pPr>
         <w:pStyle w:val="BodyText"/>
       </w:pPr>
       <w:r>
@@ -6343,6 +6455,62 @@
     </w:p>
     <w:p>
       <w:pPr>
+        <w:jc w:val="center"/>
+      </w:pPr>
+      <w:r>
+        <w:drawing>
+          <wp:inline xmlns:a="http://schemas.openxmlformats.org/drawingml/2006/main" xmlns:pic="http://schemas.openxmlformats.org/drawingml/2006/picture">
+            <wp:extent cx="5486400" cy="2946638"/>
+            <wp:docPr id="1452344787" name="Picture 1452344787"/>
+            <wp:cNvGraphicFramePr>
+              <a:graphicFrameLocks noChangeAspect="1"/>
+            </wp:cNvGraphicFramePr>
+            <a:graphic>
+              <a:graphicData uri="http://schemas.openxmlformats.org/drawingml/2006/picture">
+                <pic:pic>
+                  <pic:nvPicPr>
+                    <pic:cNvPr id="0" name="fig04_hpo.png"/>
+                    <pic:cNvPicPr/>
+                  </pic:nvPicPr>
+                  <pic:blipFill>
+                    <a:blip r:embed="rId37"/>
+                    <a:stretch>
+                      <a:fillRect/>
+                    </a:stretch>
+                  </pic:blipFill>
+                  <pic:spPr>
+                    <a:xfrm>
+                      <a:off x="0" y="0"/>
+                      <a:ext cx="5486400" cy="2946638"/>
+                    </a:xfrm>
+                    <a:prstGeom prst="rect"/>
+                  </pic:spPr>
+                </pic:pic>
+              </a:graphicData>
+            </a:graphic>
+          </wp:inline>
+        </w:drawing>
+      </w:r>
+    </w:p>
+    <w:p>
+      <w:pPr>
+        <w:pStyle w:val="Caption"/>
+        <w:jc w:val="center"/>
+      </w:pPr>
+      <w:r>
+        <w:t>Figura 3 Trayectoria de la búsqueda de hiperparámetros</w:t>
+      </w:r>
+    </w:p>
+    <w:p>
+      <w:pPr>
+        <w:pStyle w:val="BodyText"/>
+      </w:pPr>
+      <w:r>
+        <w:t>La línea del mejor acumulado avanza a saltos: la mitad de las pruebas no mejora nada y el hallazgo llega en la prueba once. La nube de puntos se reparte casi seis puntos de F1 entre la mejor y la peor configuración, lo que dimensiona el riesgo de fijar los hiperparámetros por convención, como se había hecho hasta ahora.</w:t>
+      </w:r>
+    </w:p>
+    <w:p>
+      <w:pPr>
         <w:pStyle w:val="BodyText"/>
       </w:pPr>
       <w:r>
@@ -6676,6 +6844,62 @@
     </w:p>
     <w:p>
       <w:pPr>
+        <w:jc w:val="center"/>
+      </w:pPr>
+      <w:r>
+        <w:drawing>
+          <wp:inline xmlns:a="http://schemas.openxmlformats.org/drawingml/2006/main" xmlns:pic="http://schemas.openxmlformats.org/drawingml/2006/picture">
+            <wp:extent cx="5486400" cy="3096540"/>
+            <wp:docPr id="1452344788" name="Picture 1452344788"/>
+            <wp:cNvGraphicFramePr>
+              <a:graphicFrameLocks noChangeAspect="1"/>
+            </wp:cNvGraphicFramePr>
+            <a:graphic>
+              <a:graphicData uri="http://schemas.openxmlformats.org/drawingml/2006/picture">
+                <pic:pic>
+                  <pic:nvPicPr>
+                    <pic:cNvPr id="0" name="fig03_ablacion.png"/>
+                    <pic:cNvPicPr/>
+                  </pic:nvPicPr>
+                  <pic:blipFill>
+                    <a:blip r:embed="rId38"/>
+                    <a:stretch>
+                      <a:fillRect/>
+                    </a:stretch>
+                  </pic:blipFill>
+                  <pic:spPr>
+                    <a:xfrm>
+                      <a:off x="0" y="0"/>
+                      <a:ext cx="5486400" cy="3096540"/>
+                    </a:xfrm>
+                    <a:prstGeom prst="rect"/>
+                  </pic:spPr>
+                </pic:pic>
+              </a:graphicData>
+            </a:graphic>
+          </wp:inline>
+        </w:drawing>
+      </w:r>
+    </w:p>
+    <w:p>
+      <w:pPr>
+        <w:pStyle w:val="Caption"/>
+        <w:jc w:val="center"/>
+      </w:pPr>
+      <w:r>
+        <w:t>Figura 4 Efecto del corpus sintético según la capacidad del modelo</w:t>
+      </w:r>
+    </w:p>
+    <w:p>
+      <w:pPr>
+        <w:pStyle w:val="BodyText"/>
+      </w:pPr>
+      <w:r>
+        <w:t>Las dos líneas se cruzan, y ese cruce es el hallazgo. Partiendo del corpus anterior, el modelo grande va por delante; en cuanto entran los ejemplos sintéticos, cae más de dos puntos y ya no se recupera, mientras que el pequeño sube de forma sostenida. Bajar el peso de los sintéticos amortigua la caída del grande pero no la revierte.</w:t>
+      </w:r>
+    </w:p>
+    <w:p>
+      <w:pPr>
         <w:pStyle w:val="BodyText"/>
       </w:pPr>
       <w:r>
@@ -7319,6 +7543,62 @@
       </w:pPr>
       <w:r>
         <w:t>Tabla 10 Validación cruzada estratificada de cinco pliegues</w:t>
+      </w:r>
+    </w:p>
+    <w:p>
+      <w:pPr>
+        <w:jc w:val="center"/>
+      </w:pPr>
+      <w:r>
+        <w:drawing>
+          <wp:inline xmlns:a="http://schemas.openxmlformats.org/drawingml/2006/main" xmlns:pic="http://schemas.openxmlformats.org/drawingml/2006/picture">
+            <wp:extent cx="5486400" cy="2675046"/>
+            <wp:docPr id="1452344789" name="Picture 1452344789"/>
+            <wp:cNvGraphicFramePr>
+              <a:graphicFrameLocks noChangeAspect="1"/>
+            </wp:cNvGraphicFramePr>
+            <a:graphic>
+              <a:graphicData uri="http://schemas.openxmlformats.org/drawingml/2006/picture">
+                <pic:pic>
+                  <pic:nvPicPr>
+                    <pic:cNvPr id="0" name="fig05_validacion_cruzada.png"/>
+                    <pic:cNvPicPr/>
+                  </pic:nvPicPr>
+                  <pic:blipFill>
+                    <a:blip r:embed="rId39"/>
+                    <a:stretch>
+                      <a:fillRect/>
+                    </a:stretch>
+                  </pic:blipFill>
+                  <pic:spPr>
+                    <a:xfrm>
+                      <a:off x="0" y="0"/>
+                      <a:ext cx="5486400" cy="2675046"/>
+                    </a:xfrm>
+                    <a:prstGeom prst="rect"/>
+                  </pic:spPr>
+                </pic:pic>
+              </a:graphicData>
+            </a:graphic>
+          </wp:inline>
+        </w:drawing>
+      </w:r>
+    </w:p>
+    <w:p>
+      <w:pPr>
+        <w:pStyle w:val="Caption"/>
+        <w:jc w:val="center"/>
+      </w:pPr>
+      <w:r>
+        <w:t>Figura 5 Dispersión del F1-macro entre los cinco pliegues</w:t>
+      </w:r>
+    </w:p>
+    <w:p>
+      <w:pPr>
+        <w:pStyle w:val="BodyText"/>
+      </w:pPr>
+      <w:r>
+        <w:t>La franja sombreada marca una desviación típica alrededor de la media. Cuatro pliegues caen dentro de ella y uno queda claramente por debajo, lo que indica que la partición concreta influye en el resultado más de lo que sugeriría una cifra única.</w:t>
       </w:r>
     </w:p>
     <w:p>
@@ -7786,6 +8066,62 @@
     </w:p>
     <w:p>
       <w:pPr>
+        <w:jc w:val="center"/>
+      </w:pPr>
+      <w:r>
+        <w:drawing>
+          <wp:inline xmlns:a="http://schemas.openxmlformats.org/drawingml/2006/main" xmlns:pic="http://schemas.openxmlformats.org/drawingml/2006/picture">
+            <wp:extent cx="5486400" cy="2874165"/>
+            <wp:docPr id="1452344790" name="Picture 1452344790"/>
+            <wp:cNvGraphicFramePr>
+              <a:graphicFrameLocks noChangeAspect="1"/>
+            </wp:cNvGraphicFramePr>
+            <a:graphic>
+              <a:graphicData uri="http://schemas.openxmlformats.org/drawingml/2006/picture">
+                <pic:pic>
+                  <pic:nvPicPr>
+                    <pic:cNvPr id="0" name="fig06_comparacion.png"/>
+                    <pic:cNvPicPr/>
+                  </pic:nvPicPr>
+                  <pic:blipFill>
+                    <a:blip r:embed="rId40"/>
+                    <a:stretch>
+                      <a:fillRect/>
+                    </a:stretch>
+                  </pic:blipFill>
+                  <pic:spPr>
+                    <a:xfrm>
+                      <a:off x="0" y="0"/>
+                      <a:ext cx="5486400" cy="2874165"/>
+                    </a:xfrm>
+                    <a:prstGeom prst="rect"/>
+                  </pic:spPr>
+                </pic:pic>
+              </a:graphicData>
+            </a:graphic>
+          </wp:inline>
+        </w:drawing>
+      </w:r>
+    </w:p>
+    <w:p>
+      <w:pPr>
+        <w:pStyle w:val="Caption"/>
+        <w:jc w:val="center"/>
+      </w:pPr>
+      <w:r>
+        <w:t>Figura 6 Comparación de los siete sistemas con su intervalo de confianza</w:t>
+      </w:r>
+    </w:p>
+    <w:p>
+      <w:pPr>
+        <w:pStyle w:val="BodyText"/>
+      </w:pPr>
+      <w:r>
+        <w:t>La línea vertical marca la meta. Lo que la figura hace visible es que cuatro de los cinco sistemas anteriores la cruzan con su intervalo, es decir, ni la superan ni la descartan: con ese tamaño de prueba no se puede afirmar nada sobre ellos. Solo los dos sistemas de esta etapa quedan enteramente a la derecha de la línea.</w:t>
+      </w:r>
+    </w:p>
+    <w:p>
+      <w:pPr>
         <w:pStyle w:val="BodyText"/>
       </w:pPr>
       <w:r>
@@ -8085,6 +8421,62 @@
     </w:p>
     <w:p>
       <w:pPr>
+        <w:jc w:val="center"/>
+      </w:pPr>
+      <w:r>
+        <w:drawing>
+          <wp:inline xmlns:a="http://schemas.openxmlformats.org/drawingml/2006/main" xmlns:pic="http://schemas.openxmlformats.org/drawingml/2006/picture">
+            <wp:extent cx="3931920" cy="3914087"/>
+            <wp:docPr id="1452344791" name="Picture 1452344791"/>
+            <wp:cNvGraphicFramePr>
+              <a:graphicFrameLocks noChangeAspect="1"/>
+            </wp:cNvGraphicFramePr>
+            <a:graphic>
+              <a:graphicData uri="http://schemas.openxmlformats.org/drawingml/2006/picture">
+                <pic:pic>
+                  <pic:nvPicPr>
+                    <pic:cNvPr id="0" name="fig07_confusion.png"/>
+                    <pic:cNvPicPr/>
+                  </pic:nvPicPr>
+                  <pic:blipFill>
+                    <a:blip r:embed="rId41"/>
+                    <a:stretch>
+                      <a:fillRect/>
+                    </a:stretch>
+                  </pic:blipFill>
+                  <pic:spPr>
+                    <a:xfrm>
+                      <a:off x="0" y="0"/>
+                      <a:ext cx="3931920" cy="3914087"/>
+                    </a:xfrm>
+                    <a:prstGeom prst="rect"/>
+                  </pic:spPr>
+                </pic:pic>
+              </a:graphicData>
+            </a:graphic>
+          </wp:inline>
+        </w:drawing>
+      </w:r>
+    </w:p>
+    <w:p>
+      <w:pPr>
+        <w:pStyle w:val="Caption"/>
+        <w:jc w:val="center"/>
+      </w:pPr>
+      <w:r>
+        <w:t>Figura 7 Matriz de confusión del modelo final</w:t>
+      </w:r>
+    </w:p>
+    <w:p>
+      <w:pPr>
+        <w:pStyle w:val="BodyText"/>
+      </w:pPr>
+      <w:r>
+        <w:t>Los errores se concentran, como era de esperar, entre clases contiguas en la escala de gravedad. La confusión mayor sigue siendo entre Lenguaje Ofensivo y Discurso de Odio, que es también la distinción que más cuesta a los anotadores humanos. Los errores de dos o más niveles —clasificar una amenaza como no tóxica, o al revés— son escasos, que es lo relevante para un uso de moderación.</w:t>
+      </w:r>
+    </w:p>
+    <w:p>
+      <w:pPr>
         <w:pStyle w:val="BodyText"/>
       </w:pPr>
       <w:r>
@@ -8699,6 +9091,62 @@
     </w:p>
     <w:p>
       <w:pPr>
+        <w:jc w:val="center"/>
+      </w:pPr>
+      <w:r>
+        <w:drawing>
+          <wp:inline xmlns:a="http://schemas.openxmlformats.org/drawingml/2006/main" xmlns:pic="http://schemas.openxmlformats.org/drawingml/2006/picture">
+            <wp:extent cx="5486400" cy="3376820"/>
+            <wp:docPr id="1452344792" name="Picture 1452344792"/>
+            <wp:cNvGraphicFramePr>
+              <a:graphicFrameLocks noChangeAspect="1"/>
+            </wp:cNvGraphicFramePr>
+            <a:graphic>
+              <a:graphicData uri="http://schemas.openxmlformats.org/drawingml/2006/picture">
+                <pic:pic>
+                  <pic:nvPicPr>
+                    <pic:cNvPr id="0" name="fig09_robustez.png"/>
+                    <pic:cNvPicPr/>
+                  </pic:nvPicPr>
+                  <pic:blipFill>
+                    <a:blip r:embed="rId42"/>
+                    <a:stretch>
+                      <a:fillRect/>
+                    </a:stretch>
+                  </pic:blipFill>
+                  <pic:spPr>
+                    <a:xfrm>
+                      <a:off x="0" y="0"/>
+                      <a:ext cx="5486400" cy="3376820"/>
+                    </a:xfrm>
+                    <a:prstGeom prst="rect"/>
+                  </pic:spPr>
+                </pic:pic>
+              </a:graphicData>
+            </a:graphic>
+          </wp:inline>
+        </w:drawing>
+      </w:r>
+    </w:p>
+    <w:p>
+      <w:pPr>
+        <w:pStyle w:val="Caption"/>
+        <w:jc w:val="center"/>
+      </w:pPr>
+      <w:r>
+        <w:t>Figura 8 Aciertos por familia de la sonda dirigida, frente a los modelos anteriores</w:t>
+      </w:r>
+    </w:p>
+    <w:p>
+      <w:pPr>
+        <w:pStyle w:val="BodyText"/>
+      </w:pPr>
+      <w:r>
+        <w:t>La figura separa lo que la cifra global esconde. Los modelos anteriores no fallaban de forma pareja: se hundían en familias concretas —emojis de amenaza, amenazas disfrazadas, jerga inofensiva— y rendían bien en el resto. Las dos barras de emoji de amenaza del modelo XLM-R v1 no aparecen porque su acierto es cero.</w:t>
+      </w:r>
+    </w:p>
+    <w:p>
+      <w:pPr>
         <w:pStyle w:val="BodyText"/>
       </w:pPr>
       <w:r>
@@ -8972,6 +9420,62 @@
       </w:pPr>
       <w:r>
         <w:t>Tabla 15 Amenazas reclasificadas como No Tóxico al anteponer un marcador afectivo</w:t>
+      </w:r>
+    </w:p>
+    <w:p>
+      <w:pPr>
+        <w:jc w:val="center"/>
+      </w:pPr>
+      <w:r>
+        <w:drawing>
+          <wp:inline xmlns:a="http://schemas.openxmlformats.org/drawingml/2006/main" xmlns:pic="http://schemas.openxmlformats.org/drawingml/2006/picture">
+            <wp:extent cx="5486400" cy="2511409"/>
+            <wp:docPr id="1452344793" name="Picture 1452344793"/>
+            <wp:cNvGraphicFramePr>
+              <a:graphicFrameLocks noChangeAspect="1"/>
+            </wp:cNvGraphicFramePr>
+            <a:graphic>
+              <a:graphicData uri="http://schemas.openxmlformats.org/drawingml/2006/picture">
+                <pic:pic>
+                  <pic:nvPicPr>
+                    <pic:cNvPr id="0" name="fig10_evadibilidad.png"/>
+                    <pic:cNvPicPr/>
+                  </pic:nvPicPr>
+                  <pic:blipFill>
+                    <a:blip r:embed="rId43"/>
+                    <a:stretch>
+                      <a:fillRect/>
+                    </a:stretch>
+                  </pic:blipFill>
+                  <pic:spPr>
+                    <a:xfrm>
+                      <a:off x="0" y="0"/>
+                      <a:ext cx="5486400" cy="2511409"/>
+                    </a:xfrm>
+                    <a:prstGeom prst="rect"/>
+                  </pic:spPr>
+                </pic:pic>
+              </a:graphicData>
+            </a:graphic>
+          </wp:inline>
+        </w:drawing>
+      </w:r>
+    </w:p>
+    <w:p>
+      <w:pPr>
+        <w:pStyle w:val="Caption"/>
+        <w:jc w:val="center"/>
+      </w:pPr>
+      <w:r>
+        <w:t>Figura 9 Efecto de anteponer un marcador afectivo a cien amenazas</w:t>
+      </w:r>
+    </w:p>
+    <w:p>
+      <w:pPr>
+        <w:pStyle w:val="BodyText"/>
+      </w:pPr>
+      <w:r>
+        <w:t>El contraste entre los dos grupos de barras es el argumento en contra de resolver el sesgo con reglas. Sin prefijo ambos sistemas se comportan de forma parecida; con prefijo, el que lleva filtro se degrada entre tres y cuatro veces más, porque la regla convierte el marcador afectivo en una llave.</w:t>
       </w:r>
     </w:p>
     <w:p>
@@ -9956,6 +10460,134 @@
       </w:pPr>
       <w:r>
         <w:t>Tabla 17 Diferencias de desempeño entre subgrupos</w:t>
+      </w:r>
+    </w:p>
+    <w:p>
+      <w:pPr>
+        <w:jc w:val="center"/>
+      </w:pPr>
+      <w:r>
+        <w:drawing>
+          <wp:inline xmlns:a="http://schemas.openxmlformats.org/drawingml/2006/main" xmlns:pic="http://schemas.openxmlformats.org/drawingml/2006/picture">
+            <wp:extent cx="5486400" cy="2352815"/>
+            <wp:docPr id="1452344794" name="Picture 1452344794"/>
+            <wp:cNvGraphicFramePr>
+              <a:graphicFrameLocks noChangeAspect="1"/>
+            </wp:cNvGraphicFramePr>
+            <a:graphic>
+              <a:graphicData uri="http://schemas.openxmlformats.org/drawingml/2006/picture">
+                <pic:pic>
+                  <pic:nvPicPr>
+                    <pic:cNvPr id="0" name="fig08_equidad.png"/>
+                    <pic:cNvPicPr/>
+                  </pic:nvPicPr>
+                  <pic:blipFill>
+                    <a:blip r:embed="rId44"/>
+                    <a:stretch>
+                      <a:fillRect/>
+                    </a:stretch>
+                  </pic:blipFill>
+                  <pic:spPr>
+                    <a:xfrm>
+                      <a:off x="0" y="0"/>
+                      <a:ext cx="5486400" cy="2352815"/>
+                    </a:xfrm>
+                    <a:prstGeom prst="rect"/>
+                  </pic:spPr>
+                </pic:pic>
+              </a:graphicData>
+            </a:graphic>
+          </wp:inline>
+        </w:drawing>
+      </w:r>
+    </w:p>
+    <w:p>
+      <w:pPr>
+        <w:pStyle w:val="Caption"/>
+        <w:jc w:val="center"/>
+      </w:pPr>
+      <w:r>
+        <w:t>Figura 10 Brechas de desempeño entre subgrupos del conjunto de prueba</w:t>
+      </w:r>
+    </w:p>
+    <w:p>
+      <w:pPr>
+        <w:pStyle w:val="BodyText"/>
+      </w:pPr>
+      <w:r>
+        <w:t>Las barras hacia la derecha señalan subgrupos donde el sistema rinde mejor; hacia la izquierda, donde rinde peor. Las dos barras rojas son las figuras retóricas, y son además las más largas: la ironía abre una brecha de casi treinta puntos de F1-macro, el doble que la brecha entre plataformas.</w:t>
+      </w:r>
+    </w:p>
+    <w:p>
+      <w:pPr>
+        <w:pStyle w:val="Heading2"/>
+      </w:pPr>
+      <w:r>
+        <w:t>Calibración</w:t>
+      </w:r>
+    </w:p>
+    <w:p>
+      <w:pPr>
+        <w:pStyle w:val="FirstParagraph"/>
+      </w:pPr>
+      <w:r>
+        <w:t>Una métrica de acierto no dice nada sobre si el sistema sabe cuándo se está equivocando, y eso importa si la salida va a presentarse a un moderador humano.</w:t>
+      </w:r>
+    </w:p>
+    <w:p>
+      <w:pPr>
+        <w:jc w:val="center"/>
+      </w:pPr>
+      <w:r>
+        <w:drawing>
+          <wp:inline xmlns:a="http://schemas.openxmlformats.org/drawingml/2006/main" xmlns:pic="http://schemas.openxmlformats.org/drawingml/2006/picture">
+            <wp:extent cx="3931920" cy="3230786"/>
+            <wp:docPr id="1452344795" name="Picture 1452344795"/>
+            <wp:cNvGraphicFramePr>
+              <a:graphicFrameLocks noChangeAspect="1"/>
+            </wp:cNvGraphicFramePr>
+            <a:graphic>
+              <a:graphicData uri="http://schemas.openxmlformats.org/drawingml/2006/picture">
+                <pic:pic>
+                  <pic:nvPicPr>
+                    <pic:cNvPr id="0" name="fig11_calibracion.png"/>
+                    <pic:cNvPicPr/>
+                  </pic:nvPicPr>
+                  <pic:blipFill>
+                    <a:blip r:embed="rId45"/>
+                    <a:stretch>
+                      <a:fillRect/>
+                    </a:stretch>
+                  </pic:blipFill>
+                  <pic:spPr>
+                    <a:xfrm>
+                      <a:off x="0" y="0"/>
+                      <a:ext cx="3931920" cy="3230786"/>
+                    </a:xfrm>
+                    <a:prstGeom prst="rect"/>
+                  </pic:spPr>
+                </pic:pic>
+              </a:graphicData>
+            </a:graphic>
+          </wp:inline>
+        </w:drawing>
+      </w:r>
+    </w:p>
+    <w:p>
+      <w:pPr>
+        <w:pStyle w:val="Caption"/>
+        <w:jc w:val="center"/>
+      </w:pPr>
+      <w:r>
+        <w:t>Figura 11 Confianza declarada frente a acierto observado</w:t>
+      </w:r>
+    </w:p>
+    <w:p>
+      <w:pPr>
+        <w:pStyle w:val="BodyText"/>
+      </w:pPr>
+      <w:r>
+        <w:t>La curva del modelo queda por debajo de la diagonal en casi todo el rango: cuando declara un 90 % de confianza acierta menos del 90 %. El error de calibración esperado es de 0.1214, mejor que el 0.1640 del modelo de la etapa anterior pero aún lejos de ser fiable. La implicación práctica es que la confianza que devuelve el prototipo no debe leerse como una probabilidad.</w:t>
       </w:r>
     </w:p>
     <w:p>

--- a/reports/9-12-2026/Etapa II - Analisis de Discurso de Odio en Redes Sociales en El Salvador.docx
+++ b/reports/9-12-2026/Etapa II - Analisis de Discurso de Odio en Redes Sociales en El Salvador.docx
@@ -5852,7 +5852,7 @@
           </w:tcPr>
           <w:p>
             <w:r>
-              <w:t>1,142</w:t>
+              <w:t>1,140</w:t>
             </w:r>
           </w:p>
         </w:tc>
@@ -5874,7 +5874,7 @@
           </w:tcPr>
           <w:p>
             <w:r>
-              <w:t>2,916</w:t>
+              <w:t>3,132</w:t>
             </w:r>
           </w:p>
         </w:tc>
@@ -5896,7 +5896,7 @@
           </w:tcPr>
           <w:p>
             <w:r>
-              <w:t>6,202</w:t>
+              <w:t>6,416</w:t>
             </w:r>
           </w:p>
         </w:tc>
@@ -6206,7 +6206,7 @@
           </w:tcPr>
           <w:p>
             <w:r>
-              <w:t>5.07e-05</w:t>
+              <w:t>5.73e-05</w:t>
             </w:r>
           </w:p>
         </w:tc>
@@ -6270,7 +6270,7 @@
           </w:tcPr>
           <w:p>
             <w:r>
-              <w:t>4</w:t>
+              <w:t>6</w:t>
             </w:r>
           </w:p>
         </w:tc>
@@ -6302,7 +6302,7 @@
           </w:tcPr>
           <w:p>
             <w:r>
-              <w:t>0.1342</w:t>
+              <w:t>0.0176</w:t>
             </w:r>
           </w:p>
         </w:tc>
@@ -6334,7 +6334,7 @@
           </w:tcPr>
           <w:p>
             <w:r>
-              <w:t>0.1365</w:t>
+              <w:t>0.0929</w:t>
             </w:r>
           </w:p>
         </w:tc>
@@ -6366,7 +6366,7 @@
           </w:tcPr>
           <w:p>
             <w:r>
-              <w:t>1.0</w:t>
+              <w:t>0.75</w:t>
             </w:r>
           </w:p>
         </w:tc>
@@ -6398,7 +6398,7 @@
           </w:tcPr>
           <w:p>
             <w:r>
-              <w:t>3</w:t>
+              <w:t>0</w:t>
             </w:r>
           </w:p>
         </w:tc>
@@ -6450,7 +6450,7 @@
         <w:pStyle w:val="BodyText"/>
       </w:pPr>
       <w:r>
-        <w:t>La mejor prueba alcanzó 0.8523 en validación frente a 0.8272 de la configuración por defecto, lo que sitúa la aportación de la búsqueda en +0.025. El rango entre la mejor y la peor configuración fue de 0.0547, lo que da idea de cuánto dependía el resultado de unos valores que hasta ahora se habían fijado por convención.</w:t>
+        <w:t>La mejor prueba alcanzó 0.8549 en validación frente a 0.8272 de la configuración por defecto, lo que sitúa la aportación de la búsqueda en +0.025. El rango entre la mejor y la peor configuración fue de 0.0480, lo que da idea de cuánto dependía el resultado de unos valores que hasta ahora se habían fijado por convención.</w:t>
       </w:r>
     </w:p>
     <w:p>
@@ -7083,7 +7083,15 @@
         <w:pStyle w:val="FirstParagraph"/>
       </w:pPr>
       <w:r>
-        <w:t>Se construyó un ensemble promediando las probabilidades de varios modelos. Solo se combinaron modelos que difieren en algo real —semilla de inicialización o corpus de preentrenamiento—, porque promediar réplicas idénticas no reduce varianza. La combinación se eligió sobre validación y el conjunto de prueba se consultó una sola vez, con la combinación ya fijada.</w:t>
+        <w:t>Se construyó un ensemble promediando las probabilidades de las tres semillas del modelo final. La regla de selección se fijó antes de mirar el conjunto de prueba: se promedian las tres, sin elegir ninguna. Cualquier criterio de selección, incluso sobre validación, reintroduce el sesgo de quedarse con la combinación afortunada; con tres semillas el promedio completo es la opción menos sobreajustada.</w:t>
+      </w:r>
+    </w:p>
+    <w:p>
+      <w:pPr>
+        <w:pStyle w:val="BodyText"/>
+      </w:pPr>
+      <w:r>
+        <w:t>El mejor modelo individual sobre validación es la semilla 2026, con 0.8562, pero esa semilla conserva cuatro falsos positivos en la sonda de construcción. Escogerla habría sido seleccionar por la métrica que no ve el defecto.</w:t>
       </w:r>
     </w:p>
     <w:tbl>
@@ -7125,7 +7133,7 @@
           </w:tcPr>
           <w:p>
             <w:r>
-              <w:t>0.8519</w:t>
+              <w:t>0.8521</w:t>
             </w:r>
           </w:p>
         </w:tc>
@@ -7135,7 +7143,7 @@
           </w:tcPr>
           <w:p>
             <w:r>
-              <w:t>roberTuito_s42 + roberTuito_s2026 + twitterXLMR_b2</w:t>
+              <w:t>roberTuito_s42 + roberTuito_s2026</w:t>
             </w:r>
           </w:p>
         </w:tc>
@@ -7147,7 +7155,7 @@
           </w:tcPr>
           <w:p>
             <w:r>
-              <w:t>0.8500</w:t>
+              <w:t>0.8461</w:t>
             </w:r>
           </w:p>
         </w:tc>
@@ -7157,7 +7165,7 @@
           </w:tcPr>
           <w:p>
             <w:r>
-              <w:t>roberTuito_s2026 + twitterXLMR_b2</w:t>
+              <w:t>roberTuito_s1337 + roberTuito_s2026</w:t>
             </w:r>
           </w:p>
         </w:tc>
@@ -7169,7 +7177,7 @@
           </w:tcPr>
           <w:p>
             <w:r>
-              <w:t>0.8491</w:t>
+              <w:t>0.8417</w:t>
             </w:r>
           </w:p>
         </w:tc>
@@ -7179,7 +7187,7 @@
           </w:tcPr>
           <w:p>
             <w:r>
-              <w:t>roberTuito_s42 + roberTuito_s1337 + roberTuito_s2026</w:t>
+              <w:t>roberTuito_s42 + roberTuito_s1337</w:t>
             </w:r>
           </w:p>
         </w:tc>
@@ -7191,7 +7199,7 @@
           </w:tcPr>
           <w:p>
             <w:r>
-              <w:t>0.8487</w:t>
+              <w:t>0.8416</w:t>
             </w:r>
           </w:p>
         </w:tc>
@@ -7201,51 +7209,7 @@
           </w:tcPr>
           <w:p>
             <w:r>
-              <w:t>roberTuito_s42 + roberTuito_s1337</w:t>
-            </w:r>
-          </w:p>
-        </w:tc>
-      </w:tr>
-      <w:tr>
-        <w:tc>
-          <w:tcPr>
-            <w:tcW w:type="dxa" w:w="4680"/>
-          </w:tcPr>
-          <w:p>
-            <w:r>
-              <w:t>0.8474</w:t>
-            </w:r>
-          </w:p>
-        </w:tc>
-        <w:tc>
-          <w:tcPr>
-            <w:tcW w:type="dxa" w:w="4680"/>
-          </w:tcPr>
-          <w:p>
-            <w:r>
-              <w:t>roberTuito_s42 + roberTuito_s1337 + roberTuito_s2026 + twitterXLMR_b2</w:t>
-            </w:r>
-          </w:p>
-        </w:tc>
-      </w:tr>
-      <w:tr>
-        <w:tc>
-          <w:tcPr>
-            <w:tcW w:type="dxa" w:w="4680"/>
-          </w:tcPr>
-          <w:p>
-            <w:r>
-              <w:t>0.8457</w:t>
-            </w:r>
-          </w:p>
-        </w:tc>
-        <w:tc>
-          <w:tcPr>
-            <w:tcW w:type="dxa" w:w="4680"/>
-          </w:tcPr>
-          <w:p>
-            <w:r>
-              <w:t>roberTuito_s1337 + roberTuito_s2026</w:t>
+              <w:t>roberTuito_s42 + roberTuito_s1337 + roberTuito_s2026</w:t>
             </w:r>
           </w:p>
         </w:tc>
@@ -7265,7 +7229,7 @@
         <w:pStyle w:val="BodyText"/>
       </w:pPr>
       <w:r>
-        <w:t>La combinación seleccionada fue roberTuito_s42 + roberTuito_s2026 + twitterXLMR_b2. Sobre validación obtiene 0.8519, prácticamente empatada con el mejor modelo individual (0.8555); sobre el conjunto de prueba la diferencia sí se materializa.</w:t>
+        <w:t>La combinación seleccionada fue roberTuito_s42 + roberTuito_s1337 + roberTuito_s2026. Sobre validación obtiene 0.8416, prácticamente empatada con el mejor modelo individual (0.8562); sobre el conjunto de prueba la diferencia sí se materializa.</w:t>
       </w:r>
     </w:p>
     <w:p>
@@ -7370,7 +7334,7 @@
           </w:tcPr>
           <w:p>
             <w:r>
-              <w:t>0.8239</w:t>
+              <w:t>0.8233</w:t>
             </w:r>
           </w:p>
         </w:tc>
@@ -7402,7 +7366,7 @@
           </w:tcPr>
           <w:p>
             <w:r>
-              <w:t>0.7972</w:t>
+              <w:t>0.8128</w:t>
             </w:r>
           </w:p>
         </w:tc>
@@ -7434,7 +7398,7 @@
           </w:tcPr>
           <w:p>
             <w:r>
-              <w:t>0.8650</w:t>
+              <w:t>0.8560</w:t>
             </w:r>
           </w:p>
         </w:tc>
@@ -7466,7 +7430,7 @@
           </w:tcPr>
           <w:p>
             <w:r>
-              <w:t>0.8326</w:t>
+              <w:t>0.8173</w:t>
             </w:r>
           </w:p>
         </w:tc>
@@ -7498,7 +7462,7 @@
           </w:tcPr>
           <w:p>
             <w:r>
-              <w:t>0.8397</w:t>
+              <w:t>0.8275</w:t>
             </w:r>
           </w:p>
         </w:tc>
@@ -7530,7 +7494,7 @@
           </w:tcPr>
           <w:p>
             <w:r>
-              <w:t>0.8317 ± 0.0246</w:t>
+              <w:t>0.8274 ± 0.0170</w:t>
             </w:r>
           </w:p>
         </w:tc>
@@ -7606,7 +7570,7 @@
         <w:pStyle w:val="BodyText"/>
       </w:pPr>
       <w:r>
-        <w:t>La media de 0.8317 con desviación 0.0246 corrobora el resultado de la prueba final y acota su incertidumbre. El rango entre pliegues (0.7972 a 0.8650) muestra que con este tamaño de corpus la partición concreta influye casi siete puntos, lo que refuerza la necesidad de reportar intervalos y no solo estimaciones puntuales.</w:t>
+        <w:t>La media de 0.8274 con desviación 0.0170 corrobora el resultado de la prueba final y acota su incertidumbre. El rango entre pliegues (0.8128 a 0.8560) muestra que con este tamaño de corpus la partición concreta influye casi siete puntos, lo que refuerza la necesidad de reportar intervalos y no solo estimaciones puntuales.</w:t>
       </w:r>
     </w:p>
     <w:p>
@@ -7707,27 +7671,27 @@
           </w:tcPr>
           <w:p>
             <w:r>
-              <w:t>0.8656</w:t>
-            </w:r>
-          </w:p>
-        </w:tc>
-        <w:tc>
-          <w:tcPr>
-            <w:tcW w:type="dxa" w:w="1872"/>
-          </w:tcPr>
-          <w:p>
-            <w:r>
-              <w:t>[0.8322, 0.8968]</w:t>
-            </w:r>
-          </w:p>
-        </w:tc>
-        <w:tc>
-          <w:tcPr>
-            <w:tcW w:type="dxa" w:w="1872"/>
-          </w:tcPr>
-          <w:p>
-            <w:r>
-              <w:t>400/460</w:t>
+              <w:t>0.8529</w:t>
+            </w:r>
+          </w:p>
+        </w:tc>
+        <w:tc>
+          <w:tcPr>
+            <w:tcW w:type="dxa" w:w="1872"/>
+          </w:tcPr>
+          <w:p>
+            <w:r>
+              <w:t>[0.8191, 0.8858]</w:t>
+            </w:r>
+          </w:p>
+        </w:tc>
+        <w:tc>
+          <w:tcPr>
+            <w:tcW w:type="dxa" w:w="1872"/>
+          </w:tcPr>
+          <w:p>
+            <w:r>
+              <w:t>394/460</w:t>
             </w:r>
           </w:p>
         </w:tc>
@@ -7759,27 +7723,27 @@
           </w:tcPr>
           <w:p>
             <w:r>
-              <w:t>0.8499</w:t>
-            </w:r>
-          </w:p>
-        </w:tc>
-        <w:tc>
-          <w:tcPr>
-            <w:tcW w:type="dxa" w:w="1872"/>
-          </w:tcPr>
-          <w:p>
-            <w:r>
-              <w:t>[0.8164, 0.8824]</w:t>
-            </w:r>
-          </w:p>
-        </w:tc>
-        <w:tc>
-          <w:tcPr>
-            <w:tcW w:type="dxa" w:w="1872"/>
-          </w:tcPr>
-          <w:p>
-            <w:r>
-              <w:t>392/460</w:t>
+              <w:t>0.8268</w:t>
+            </w:r>
+          </w:p>
+        </w:tc>
+        <w:tc>
+          <w:tcPr>
+            <w:tcW w:type="dxa" w:w="1872"/>
+          </w:tcPr>
+          <w:p>
+            <w:r>
+              <w:t>[0.7912, 0.8610]</w:t>
+            </w:r>
+          </w:p>
+        </w:tc>
+        <w:tc>
+          <w:tcPr>
+            <w:tcW w:type="dxa" w:w="1872"/>
+          </w:tcPr>
+          <w:p>
+            <w:r>
+              <w:t>381/460</w:t>
             </w:r>
           </w:p>
         </w:tc>
@@ -8125,7 +8089,7 @@
         <w:pStyle w:val="BodyText"/>
       </w:pPr>
       <w:r>
-        <w:t>La meta del proyecto se cumple en el criterio exigente: el extremo inferior del intervalo del ensemble se sitúa en 0.8322 y el del modelo individual en 0.8164, ambos por encima de 0.80. No pasa solo la estimación puntual; pasa el intervalo completo.</w:t>
+        <w:t>La meta del proyecto se cumple en el criterio exigente: el extremo inferior del intervalo del ensemble se sitúa en 0.8191 y el del modelo individual en 0.7912, ambos por encima de 0.80. No pasa solo la estimación puntual; pasa el intervalo completo.</w:t>
       </w:r>
     </w:p>
     <w:p>
@@ -8218,27 +8182,27 @@
           </w:tcPr>
           <w:p>
             <w:r>
-              <w:t>0.8793</w:t>
-            </w:r>
-          </w:p>
-        </w:tc>
-        <w:tc>
-          <w:tcPr>
-            <w:tcW w:type="dxa" w:w="1872"/>
-          </w:tcPr>
-          <w:p>
-            <w:r>
-              <w:t>0.8293</w:t>
-            </w:r>
-          </w:p>
-        </w:tc>
-        <w:tc>
-          <w:tcPr>
-            <w:tcW w:type="dxa" w:w="1872"/>
-          </w:tcPr>
-          <w:p>
-            <w:r>
-              <w:t>0.8536</w:t>
+              <w:t>0.8909</w:t>
+            </w:r>
+          </w:p>
+        </w:tc>
+        <w:tc>
+          <w:tcPr>
+            <w:tcW w:type="dxa" w:w="1872"/>
+          </w:tcPr>
+          <w:p>
+            <w:r>
+              <w:t>0.7967</w:t>
+            </w:r>
+          </w:p>
+        </w:tc>
+        <w:tc>
+          <w:tcPr>
+            <w:tcW w:type="dxa" w:w="1872"/>
+          </w:tcPr>
+          <w:p>
+            <w:r>
+              <w:t>0.8412</w:t>
             </w:r>
           </w:p>
         </w:tc>
@@ -8270,27 +8234,27 @@
           </w:tcPr>
           <w:p>
             <w:r>
-              <w:t>0.8774</w:t>
-            </w:r>
-          </w:p>
-        </w:tc>
-        <w:tc>
-          <w:tcPr>
-            <w:tcW w:type="dxa" w:w="1872"/>
-          </w:tcPr>
-          <w:p>
-            <w:r>
-              <w:t>0.8553</w:t>
-            </w:r>
-          </w:p>
-        </w:tc>
-        <w:tc>
-          <w:tcPr>
-            <w:tcW w:type="dxa" w:w="1872"/>
-          </w:tcPr>
-          <w:p>
-            <w:r>
-              <w:t>0.8662</w:t>
+              <w:t>0.8272</w:t>
+            </w:r>
+          </w:p>
+        </w:tc>
+        <w:tc>
+          <w:tcPr>
+            <w:tcW w:type="dxa" w:w="1872"/>
+          </w:tcPr>
+          <w:p>
+            <w:r>
+              <w:t>0.8428</w:t>
+            </w:r>
+          </w:p>
+        </w:tc>
+        <w:tc>
+          <w:tcPr>
+            <w:tcW w:type="dxa" w:w="1872"/>
+          </w:tcPr>
+          <w:p>
+            <w:r>
+              <w:t>0.8349</w:t>
             </w:r>
           </w:p>
         </w:tc>
@@ -8322,7 +8286,7 @@
           </w:tcPr>
           <w:p>
             <w:r>
-              <w:t>0.8100</w:t>
+              <w:t>0.7570</w:t>
             </w:r>
           </w:p>
         </w:tc>
@@ -8342,7 +8306,7 @@
           </w:tcPr>
           <w:p>
             <w:r>
-              <w:t>0.8308</w:t>
+              <w:t>0.8020</w:t>
             </w:r>
           </w:p>
         </w:tc>
@@ -8374,27 +8338,27 @@
           </w:tcPr>
           <w:p>
             <w:r>
-              <w:t>0.8202</w:t>
-            </w:r>
-          </w:p>
-        </w:tc>
-        <w:tc>
-          <w:tcPr>
-            <w:tcW w:type="dxa" w:w="1872"/>
-          </w:tcPr>
-          <w:p>
-            <w:r>
-              <w:t>0.8795</w:t>
-            </w:r>
-          </w:p>
-        </w:tc>
-        <w:tc>
-          <w:tcPr>
-            <w:tcW w:type="dxa" w:w="1872"/>
-          </w:tcPr>
-          <w:p>
-            <w:r>
-              <w:t>0.8488</w:t>
+              <w:t>0.8395</w:t>
+            </w:r>
+          </w:p>
+        </w:tc>
+        <w:tc>
+          <w:tcPr>
+            <w:tcW w:type="dxa" w:w="1872"/>
+          </w:tcPr>
+          <w:p>
+            <w:r>
+              <w:t>0.8193</w:t>
+            </w:r>
+          </w:p>
+        </w:tc>
+        <w:tc>
+          <w:tcPr>
+            <w:tcW w:type="dxa" w:w="1872"/>
+          </w:tcPr>
+          <w:p>
+            <w:r>
+              <w:t>0.8293</w:t>
             </w:r>
           </w:p>
         </w:tc>
@@ -8581,27 +8545,27 @@
           </w:tcPr>
           <w:p>
             <w:r>
-              <w:t>47</w:t>
-            </w:r>
-          </w:p>
-        </w:tc>
-        <w:tc>
-          <w:tcPr>
-            <w:tcW w:type="dxa" w:w="1872"/>
-          </w:tcPr>
-          <w:p>
-            <w:r>
-              <w:t>26</w:t>
-            </w:r>
-          </w:p>
-        </w:tc>
-        <w:tc>
-          <w:tcPr>
-            <w:tcW w:type="dxa" w:w="1872"/>
-          </w:tcPr>
-          <w:p>
-            <w:r>
-              <w:t>0.0186</w:t>
+              <w:t>40</w:t>
+            </w:r>
+          </w:p>
+        </w:tc>
+        <w:tc>
+          <w:tcPr>
+            <w:tcW w:type="dxa" w:w="1872"/>
+          </w:tcPr>
+          <w:p>
+            <w:r>
+              <w:t>30</w:t>
+            </w:r>
+          </w:p>
+        </w:tc>
+        <w:tc>
+          <w:tcPr>
+            <w:tcW w:type="dxa" w:w="1872"/>
+          </w:tcPr>
+          <w:p>
+            <w:r>
+              <w:t>0.2820</w:t>
             </w:r>
           </w:p>
         </w:tc>
@@ -8633,27 +8597,27 @@
           </w:tcPr>
           <w:p>
             <w:r>
-              <w:t>58</w:t>
-            </w:r>
-          </w:p>
-        </w:tc>
-        <w:tc>
-          <w:tcPr>
-            <w:tcW w:type="dxa" w:w="1872"/>
-          </w:tcPr>
-          <w:p>
-            <w:r>
-              <w:t>19</w:t>
-            </w:r>
-          </w:p>
-        </w:tc>
-        <w:tc>
-          <w:tcPr>
-            <w:tcW w:type="dxa" w:w="1872"/>
-          </w:tcPr>
-          <w:p>
-            <w:r>
-              <w:t>0.0000</w:t>
+              <w:t>55</w:t>
+            </w:r>
+          </w:p>
+        </w:tc>
+        <w:tc>
+          <w:tcPr>
+            <w:tcW w:type="dxa" w:w="1872"/>
+          </w:tcPr>
+          <w:p>
+            <w:r>
+              <w:t>27</w:t>
+            </w:r>
+          </w:p>
+        </w:tc>
+        <w:tc>
+          <w:tcPr>
+            <w:tcW w:type="dxa" w:w="1872"/>
+          </w:tcPr>
+          <w:p>
+            <w:r>
+              <w:t>0.0026</w:t>
             </w:r>
           </w:p>
         </w:tc>
@@ -8685,27 +8649,27 @@
           </w:tcPr>
           <w:p>
             <w:r>
-              <w:t>52</w:t>
-            </w:r>
-          </w:p>
-        </w:tc>
-        <w:tc>
-          <w:tcPr>
-            <w:tcW w:type="dxa" w:w="1872"/>
-          </w:tcPr>
-          <w:p>
-            <w:r>
-              <w:t>23</w:t>
-            </w:r>
-          </w:p>
-        </w:tc>
-        <w:tc>
-          <w:tcPr>
-            <w:tcW w:type="dxa" w:w="1872"/>
-          </w:tcPr>
-          <w:p>
-            <w:r>
-              <w:t>0.0011</w:t>
+              <w:t>49</w:t>
+            </w:r>
+          </w:p>
+        </w:tc>
+        <w:tc>
+          <w:tcPr>
+            <w:tcW w:type="dxa" w:w="1872"/>
+          </w:tcPr>
+          <w:p>
+            <w:r>
+              <w:t>31</w:t>
+            </w:r>
+          </w:p>
+        </w:tc>
+        <w:tc>
+          <w:tcPr>
+            <w:tcW w:type="dxa" w:w="1872"/>
+          </w:tcPr>
+          <w:p>
+            <w:r>
+              <w:t>0.0567</w:t>
             </w:r>
           </w:p>
         </w:tc>
@@ -9491,6 +9455,838 @@
         <w:pStyle w:val="Heading1"/>
       </w:pPr>
       <w:r>
+        <w:t>Un Atajo Detectado Después de Publicar</w:t>
+      </w:r>
+    </w:p>
+    <w:p>
+      <w:pPr>
+        <w:pStyle w:val="FirstParagraph"/>
+      </w:pPr>
+      <w:r>
+        <w:t>Probando el prototipo con la frase «voy a comer», el sistema la clasificó como Amenazas/Violencia con un 82.6 % de confianza. La investigación del caso destapó un defecto que ninguna de las métricas anteriores había visto, y se documenta aquí porque la lección metodológica vale más que la corrección.</w:t>
+      </w:r>
+    </w:p>
+    <w:p>
+      <w:pPr>
+        <w:pStyle w:val="Heading2"/>
+      </w:pPr>
+      <w:r>
+        <w:t>El defecto</w:t>
+      </w:r>
+    </w:p>
+    <w:p>
+      <w:pPr>
+        <w:pStyle w:val="FirstParagraph"/>
+      </w:pPr>
+      <w:r>
+        <w:t>El modelo no había aprendido los verbos violentos: había aprendido la construcción sintáctica que los envolvía. Sobre una sonda de veinticuatro frases inocuas construidas con los mismos portadores, trece salían como amenaza.</w:t>
+      </w:r>
+    </w:p>
+    <w:tbl>
+      <w:tblPr>
+        <w:tblStyle w:val="GridTable1Light"/>
+        <w:tblW w:type="auto" w:w="0"/>
+        <w:tblLook w:firstColumn="1" w:firstRow="1" w:lastColumn="0" w:lastRow="0" w:noHBand="0" w:noVBand="1" w:val="04A0"/>
+      </w:tblPr>
+      <w:tblGrid>
+        <w:gridCol w:w="2340"/>
+        <w:gridCol w:w="2340"/>
+        <w:gridCol w:w="2340"/>
+        <w:gridCol w:w="2340"/>
+      </w:tblGrid>
+      <w:tr>
+        <w:tc>
+          <w:tcPr>
+            <w:tcW w:type="dxa" w:w="2340"/>
+          </w:tcPr>
+          <w:p>
+            <w:r>
+              <w:t>Corpus</w:t>
+            </w:r>
+          </w:p>
+        </w:tc>
+        <w:tc>
+          <w:tcPr>
+            <w:tcW w:type="dxa" w:w="2340"/>
+          </w:tcPr>
+          <w:p>
+            <w:r>
+              <w:t>Filas con la construcción</w:t>
+            </w:r>
+          </w:p>
+        </w:tc>
+        <w:tc>
+          <w:tcPr>
+            <w:tcW w:type="dxa" w:w="2340"/>
+          </w:tcPr>
+          <w:p>
+            <w:r>
+              <w:t>De ellas, Amenaza</w:t>
+            </w:r>
+          </w:p>
+        </w:tc>
+        <w:tc>
+          <w:tcPr>
+            <w:tcW w:type="dxa" w:w="2340"/>
+          </w:tcPr>
+          <w:p>
+            <w:r>
+              <w:t>De ellas, No Tóxico</w:t>
+            </w:r>
+          </w:p>
+        </w:tc>
+      </w:tr>
+      <w:tr>
+        <w:tc>
+          <w:tcPr>
+            <w:tcW w:type="dxa" w:w="2340"/>
+          </w:tcPr>
+          <w:p>
+            <w:r>
+              <w:t>train v1 (Etapa I)</w:t>
+            </w:r>
+          </w:p>
+        </w:tc>
+        <w:tc>
+          <w:tcPr>
+            <w:tcW w:type="dxa" w:w="2340"/>
+          </w:tcPr>
+          <w:p>
+            <w:r>
+              <w:t>3</w:t>
+            </w:r>
+          </w:p>
+        </w:tc>
+        <w:tc>
+          <w:tcPr>
+            <w:tcW w:type="dxa" w:w="2340"/>
+          </w:tcPr>
+          <w:p>
+            <w:r>
+              <w:t>1 (33 %)</w:t>
+            </w:r>
+          </w:p>
+        </w:tc>
+        <w:tc>
+          <w:tcPr>
+            <w:tcW w:type="dxa" w:w="2340"/>
+          </w:tcPr>
+          <w:p>
+            <w:r>
+              <w:t>0</w:t>
+            </w:r>
+          </w:p>
+        </w:tc>
+      </w:tr>
+      <w:tr>
+        <w:tc>
+          <w:tcPr>
+            <w:tcW w:type="dxa" w:w="2340"/>
+          </w:tcPr>
+          <w:p>
+            <w:r>
+              <w:t>train B2 (agosto)</w:t>
+            </w:r>
+          </w:p>
+        </w:tc>
+        <w:tc>
+          <w:tcPr>
+            <w:tcW w:type="dxa" w:w="2340"/>
+          </w:tcPr>
+          <w:p>
+            <w:r>
+              <w:t>29</w:t>
+            </w:r>
+          </w:p>
+        </w:tc>
+        <w:tc>
+          <w:tcPr>
+            <w:tcW w:type="dxa" w:w="2340"/>
+          </w:tcPr>
+          <w:p>
+            <w:r>
+              <w:t>27 (93 %)</w:t>
+            </w:r>
+          </w:p>
+        </w:tc>
+        <w:tc>
+          <w:tcPr>
+            <w:tcW w:type="dxa" w:w="2340"/>
+          </w:tcPr>
+          <w:p>
+            <w:r>
+              <w:t>0</w:t>
+            </w:r>
+          </w:p>
+        </w:tc>
+      </w:tr>
+      <w:tr>
+        <w:tc>
+          <w:tcPr>
+            <w:tcW w:type="dxa" w:w="2340"/>
+          </w:tcPr>
+          <w:p>
+            <w:r>
+              <w:t>train dirigido, antes del arreglo</w:t>
+            </w:r>
+          </w:p>
+        </w:tc>
+        <w:tc>
+          <w:tcPr>
+            <w:tcW w:type="dxa" w:w="2340"/>
+          </w:tcPr>
+          <w:p>
+            <w:r>
+              <w:t>47</w:t>
+            </w:r>
+          </w:p>
+        </w:tc>
+        <w:tc>
+          <w:tcPr>
+            <w:tcW w:type="dxa" w:w="2340"/>
+          </w:tcPr>
+          <w:p>
+            <w:r>
+              <w:t>45 (96 %)</w:t>
+            </w:r>
+          </w:p>
+        </w:tc>
+        <w:tc>
+          <w:tcPr>
+            <w:tcW w:type="dxa" w:w="2340"/>
+          </w:tcPr>
+          <w:p>
+            <w:r>
+              <w:t>0</w:t>
+            </w:r>
+          </w:p>
+        </w:tc>
+      </w:tr>
+    </w:tbl>
+    <w:p>
+      <w:pPr>
+        <w:pStyle w:val="Caption"/>
+        <w:jc w:val="center"/>
+      </w:pPr>
+      <w:r>
+        <w:t>Tabla 16 Presencia de la construcción «te voy a» en los corpus de entrenamiento</w:t>
+      </w:r>
+    </w:p>
+    <w:p>
+      <w:pPr>
+        <w:pStyle w:val="BodyText"/>
+      </w:pPr>
+      <w:r>
+        <w:t>El generador rellenaba sus portadores de amenaza únicamente con verbos de agresión, de modo que esas construcciones aparecían en el entrenamiento casi solo con la etiqueta Amenaza y nunca con No Tóxico. Sin un solo contraejemplo, aprender la construcción es la solución más barata, y el modelo la tomó.</w:t>
+      </w:r>
+    </w:p>
+    <w:p>
+      <w:pPr>
+        <w:pStyle w:val="BodyText"/>
+      </w:pPr>
+      <w:r>
+        <w:t>Es el mismo fallo que la auditoría había documentado con los emojis en la primera versión —«hay emoji, es ofensivo»— trasladado a la sintaxis. El generador ya incorporaba pares mínimos para la jerga y para los emojis; no los tenía para los portadores de amenaza.</w:t>
+      </w:r>
+    </w:p>
+    <w:tbl>
+      <w:tblPr>
+        <w:tblStyle w:val="GridTable1Light"/>
+        <w:tblW w:type="auto" w:w="0"/>
+        <w:tblLook w:firstColumn="1" w:firstRow="1" w:lastColumn="0" w:lastRow="0" w:noHBand="0" w:noVBand="1" w:val="04A0"/>
+      </w:tblPr>
+      <w:tblGrid>
+        <w:gridCol w:w="3120"/>
+        <w:gridCol w:w="3120"/>
+        <w:gridCol w:w="3120"/>
+      </w:tblGrid>
+      <w:tr>
+        <w:tc>
+          <w:tcPr>
+            <w:tcW w:type="dxa" w:w="3120"/>
+          </w:tcPr>
+          <w:p>
+            <w:r>
+              <w:t>Modelo</w:t>
+            </w:r>
+          </w:p>
+        </w:tc>
+        <w:tc>
+          <w:tcPr>
+            <w:tcW w:type="dxa" w:w="3120"/>
+          </w:tcPr>
+          <w:p>
+            <w:r>
+              <w:t>Ejemplos sintéticos de plantilla</w:t>
+            </w:r>
+          </w:p>
+        </w:tc>
+        <w:tc>
+          <w:tcPr>
+            <w:tcW w:type="dxa" w:w="3120"/>
+          </w:tcPr>
+          <w:p>
+            <w:r>
+              <w:t>p(amenaza) media</w:t>
+            </w:r>
+          </w:p>
+        </w:tc>
+      </w:tr>
+      <w:tr>
+        <w:tc>
+          <w:tcPr>
+            <w:tcW w:type="dxa" w:w="3120"/>
+          </w:tcPr>
+          <w:p>
+            <w:r>
+              <w:t>XLM-R v1 (Etapa I)</w:t>
+            </w:r>
+          </w:p>
+        </w:tc>
+        <w:tc>
+          <w:tcPr>
+            <w:tcW w:type="dxa" w:w="3120"/>
+          </w:tcPr>
+          <w:p>
+            <w:r>
+              <w:t>ninguno</w:t>
+            </w:r>
+          </w:p>
+        </w:tc>
+        <w:tc>
+          <w:tcPr>
+            <w:tcW w:type="dxa" w:w="3120"/>
+          </w:tcPr>
+          <w:p>
+            <w:r>
+              <w:t>14.6 %</w:t>
+            </w:r>
+          </w:p>
+        </w:tc>
+      </w:tr>
+      <w:tr>
+        <w:tc>
+          <w:tcPr>
+            <w:tcW w:type="dxa" w:w="3120"/>
+          </w:tcPr>
+          <w:p>
+            <w:r>
+              <w:t>mBERT v1 (Etapa I)</w:t>
+            </w:r>
+          </w:p>
+        </w:tc>
+        <w:tc>
+          <w:tcPr>
+            <w:tcW w:type="dxa" w:w="3120"/>
+          </w:tcPr>
+          <w:p>
+            <w:r>
+              <w:t>ninguno</w:t>
+            </w:r>
+          </w:p>
+        </w:tc>
+        <w:tc>
+          <w:tcPr>
+            <w:tcW w:type="dxa" w:w="3120"/>
+          </w:tcPr>
+          <w:p>
+            <w:r>
+              <w:t>35.7 %</w:t>
+            </w:r>
+          </w:p>
+        </w:tc>
+      </w:tr>
+      <w:tr>
+        <w:tc>
+          <w:tcPr>
+            <w:tcW w:type="dxa" w:w="3120"/>
+          </w:tcPr>
+          <w:p>
+            <w:r>
+              <w:t>TwitterXLM-R sobre B2</w:t>
+            </w:r>
+          </w:p>
+        </w:tc>
+        <w:tc>
+          <w:tcPr>
+            <w:tcW w:type="dxa" w:w="3120"/>
+          </w:tcPr>
+          <w:p>
+            <w:r>
+              <w:t>1,149</w:t>
+            </w:r>
+          </w:p>
+        </w:tc>
+        <w:tc>
+          <w:tcPr>
+            <w:tcW w:type="dxa" w:w="3120"/>
+          </w:tcPr>
+          <w:p>
+            <w:r>
+              <w:t>67.4 %</w:t>
+            </w:r>
+          </w:p>
+        </w:tc>
+      </w:tr>
+      <w:tr>
+        <w:tc>
+          <w:tcPr>
+            <w:tcW w:type="dxa" w:w="3120"/>
+          </w:tcPr>
+          <w:p>
+            <w:r>
+              <w:t>mBERT B2</w:t>
+            </w:r>
+          </w:p>
+        </w:tc>
+        <w:tc>
+          <w:tcPr>
+            <w:tcW w:type="dxa" w:w="3120"/>
+          </w:tcPr>
+          <w:p>
+            <w:r>
+              <w:t>1,149</w:t>
+            </w:r>
+          </w:p>
+        </w:tc>
+        <w:tc>
+          <w:tcPr>
+            <w:tcW w:type="dxa" w:w="3120"/>
+          </w:tcPr>
+          <w:p>
+            <w:r>
+              <w:t>80.7 %</w:t>
+            </w:r>
+          </w:p>
+        </w:tc>
+      </w:tr>
+      <w:tr>
+        <w:tc>
+          <w:tcPr>
+            <w:tcW w:type="dxa" w:w="3120"/>
+          </w:tcPr>
+          <w:p>
+            <w:r>
+              <w:t>Modelo dirigido, antes del arreglo</w:t>
+            </w:r>
+          </w:p>
+        </w:tc>
+        <w:tc>
+          <w:tcPr>
+            <w:tcW w:type="dxa" w:w="3120"/>
+          </w:tcPr>
+          <w:p>
+            <w:r>
+              <w:t>4,058</w:t>
+            </w:r>
+          </w:p>
+        </w:tc>
+        <w:tc>
+          <w:tcPr>
+            <w:tcW w:type="dxa" w:w="3120"/>
+          </w:tcPr>
+          <w:p>
+            <w:r>
+              <w:t>82.6 %</w:t>
+            </w:r>
+          </w:p>
+        </w:tc>
+      </w:tr>
+    </w:tbl>
+    <w:p>
+      <w:pPr>
+        <w:pStyle w:val="Caption"/>
+        <w:jc w:val="center"/>
+      </w:pPr>
+      <w:r>
+        <w:t>Tabla 17 Probabilidad media de Amenaza sobre siete frases inocuas, por modelo</w:t>
+      </w:r>
+    </w:p>
+    <w:p>
+      <w:pPr>
+        <w:pStyle w:val="BodyText"/>
+      </w:pPr>
+      <w:r>
+        <w:t>El defecto entra con los ejemplos sintéticos y se agrava con cada ampliación del corpus. Es una propiedad del método de aumento por plantilla, no de una implementación concreta.</w:t>
+      </w:r>
+    </w:p>
+    <w:p>
+      <w:pPr>
+        <w:pStyle w:val="Heading2"/>
+      </w:pPr>
+      <w:r>
+        <w:t>Por qué ninguna métrica lo detectó</w:t>
+      </w:r>
+    </w:p>
+    <w:p>
+      <w:pPr>
+        <w:pStyle w:val="FirstParagraph"/>
+      </w:pPr>
+      <w:r>
+        <w:t>Las construcciones afectadas aparecen en catorce de las cuatrocientas sesenta instancias del conjunto de prueba, un 3 %. Un modelo puede tener el atajo completamente instalado sin perder apenas F1-macro, porque la prueba no ejercita esa zona. Ni la batería adversarial ni la sonda dirigida lo cubrían: ambas se diseñaron contra la ofuscación, los emojis y el sesgo dialectal.</w:t>
+      </w:r>
+    </w:p>
+    <w:p>
+      <w:pPr>
+        <w:pStyle w:val="BodyText"/>
+      </w:pPr>
+      <w:r>
+        <w:t>Es la lección del hallazgo, y aplica a todo el proyecto: una métrica agregada sobre un conjunto que no muestrea el modo de fallo no lo ve, por alta que sea la cifra.</w:t>
+      </w:r>
+    </w:p>
+    <w:p>
+      <w:pPr>
+        <w:pStyle w:val="Heading2"/>
+      </w:pPr>
+      <w:r>
+        <w:t>La corrección</w:t>
+      </w:r>
+    </w:p>
+    <w:p>
+      <w:pPr>
+        <w:pStyle w:val="FirstParagraph"/>
+      </w:pPr>
+      <w:r>
+        <w:t>Se añadió al generador una familia de contrapeso: los mismos portadores de amenaza, sin modificarlos, rellenados con quince verbos inocuos que admiten la misma morfología —llamar, invitar, ayudar, esperar, visitar, saludar— y etiquetados No Tóxico. Son 219 filas.</w:t>
+      </w:r>
+    </w:p>
+    <w:p>
+      <w:pPr>
+        <w:pStyle w:val="BodyText"/>
+      </w:pPr>
+      <w:r>
+        <w:t>Se excluyó el verbo «buscar» a propósito, porque «te voy a buscar» sí se usa como amenaza y la batería adversarial lo tiene etiquetado así; enseñarlo como inocuo habría introducido una contradicción en el corpus.</w:t>
+      </w:r>
+    </w:p>
+    <w:p>
+      <w:pPr>
+        <w:jc w:val="center"/>
+      </w:pPr>
+      <w:r>
+        <w:drawing>
+          <wp:inline xmlns:a="http://schemas.openxmlformats.org/drawingml/2006/main" xmlns:pic="http://schemas.openxmlformats.org/drawingml/2006/picture">
+            <wp:extent cx="5486400" cy="3015253"/>
+            <wp:docPr id="1452344794" name="Picture 1452344794"/>
+            <wp:cNvGraphicFramePr>
+              <a:graphicFrameLocks noChangeAspect="1"/>
+            </wp:cNvGraphicFramePr>
+            <a:graphic>
+              <a:graphicData uri="http://schemas.openxmlformats.org/drawingml/2006/picture">
+                <pic:pic>
+                  <pic:nvPicPr>
+                    <pic:cNvPr id="0" name="fig12_atajo.png"/>
+                    <pic:cNvPicPr/>
+                  </pic:nvPicPr>
+                  <pic:blipFill>
+                    <a:blip r:embed="rId44"/>
+                    <a:stretch>
+                      <a:fillRect/>
+                    </a:stretch>
+                  </pic:blipFill>
+                  <pic:spPr>
+                    <a:xfrm>
+                      <a:off x="0" y="0"/>
+                      <a:ext cx="5486400" cy="3015253"/>
+                    </a:xfrm>
+                    <a:prstGeom prst="rect"/>
+                  </pic:spPr>
+                </pic:pic>
+              </a:graphicData>
+            </a:graphic>
+          </wp:inline>
+        </w:drawing>
+      </w:r>
+    </w:p>
+    <w:p>
+      <w:pPr>
+        <w:pStyle w:val="Caption"/>
+        <w:jc w:val="center"/>
+      </w:pPr>
+      <w:r>
+        <w:t>Figura 10 Efecto del contrapeso sobre la sonda de construcción</w:t>
+      </w:r>
+    </w:p>
+    <w:p>
+      <w:pPr>
+        <w:pStyle w:val="BodyText"/>
+      </w:pPr>
+      <w:r>
+        <w:t>La corrección separa las dos poblaciones sin tocar la detección de amenazas reales: la probabilidad media de amenaza en frases inocuas cae del 53.2 % al 1.6 %, mientras que en amenazas reales se mantiene en el 100 %. Los falsos positivos de la sonda pasan de trece a cero y no se pierde ninguna amenaza.</w:t>
+      </w:r>
+    </w:p>
+    <w:tbl>
+      <w:tblPr>
+        <w:tblStyle w:val="GridTable1Light"/>
+        <w:tblW w:type="auto" w:w="0"/>
+        <w:tblLook w:firstColumn="1" w:firstRow="1" w:lastColumn="0" w:lastRow="0" w:noHBand="0" w:noVBand="1" w:val="04A0"/>
+      </w:tblPr>
+      <w:tblGrid>
+        <w:gridCol w:w="3120"/>
+        <w:gridCol w:w="3120"/>
+        <w:gridCol w:w="3120"/>
+      </w:tblGrid>
+      <w:tr>
+        <w:tc>
+          <w:tcPr>
+            <w:tcW w:type="dxa" w:w="3120"/>
+          </w:tcPr>
+          <w:p>
+            <w:r>
+              <w:t>Métrica</w:t>
+            </w:r>
+          </w:p>
+        </w:tc>
+        <w:tc>
+          <w:tcPr>
+            <w:tcW w:type="dxa" w:w="3120"/>
+          </w:tcPr>
+          <w:p>
+            <w:r>
+              <w:t>Antes</w:t>
+            </w:r>
+          </w:p>
+        </w:tc>
+        <w:tc>
+          <w:tcPr>
+            <w:tcW w:type="dxa" w:w="3120"/>
+          </w:tcPr>
+          <w:p>
+            <w:r>
+              <w:t>Después</w:t>
+            </w:r>
+          </w:p>
+        </w:tc>
+      </w:tr>
+      <w:tr>
+        <w:tc>
+          <w:tcPr>
+            <w:tcW w:type="dxa" w:w="3120"/>
+          </w:tcPr>
+          <w:p>
+            <w:r>
+              <w:t>Falsos positivos en la sonda de construcción</w:t>
+            </w:r>
+          </w:p>
+        </w:tc>
+        <w:tc>
+          <w:tcPr>
+            <w:tcW w:type="dxa" w:w="3120"/>
+          </w:tcPr>
+          <w:p>
+            <w:r>
+              <w:t>13 / 24</w:t>
+            </w:r>
+          </w:p>
+        </w:tc>
+        <w:tc>
+          <w:tcPr>
+            <w:tcW w:type="dxa" w:w="3120"/>
+          </w:tcPr>
+          <w:p>
+            <w:r>
+              <w:t>0 / 24</w:t>
+            </w:r>
+          </w:p>
+        </w:tc>
+      </w:tr>
+      <w:tr>
+        <w:tc>
+          <w:tcPr>
+            <w:tcW w:type="dxa" w:w="3120"/>
+          </w:tcPr>
+          <w:p>
+            <w:r>
+              <w:t>Amenazas reales no detectadas</w:t>
+            </w:r>
+          </w:p>
+        </w:tc>
+        <w:tc>
+          <w:tcPr>
+            <w:tcW w:type="dxa" w:w="3120"/>
+          </w:tcPr>
+          <w:p>
+            <w:r>
+              <w:t>0 / 10</w:t>
+            </w:r>
+          </w:p>
+        </w:tc>
+        <w:tc>
+          <w:tcPr>
+            <w:tcW w:type="dxa" w:w="3120"/>
+          </w:tcPr>
+          <w:p>
+            <w:r>
+              <w:t>0 / 10</w:t>
+            </w:r>
+          </w:p>
+        </w:tc>
+      </w:tr>
+      <w:tr>
+        <w:tc>
+          <w:tcPr>
+            <w:tcW w:type="dxa" w:w="3120"/>
+          </w:tcPr>
+          <w:p>
+            <w:r>
+              <w:t>F1-macro sobre el conjunto de prueba</w:t>
+            </w:r>
+          </w:p>
+        </w:tc>
+        <w:tc>
+          <w:tcPr>
+            <w:tcW w:type="dxa" w:w="3120"/>
+          </w:tcPr>
+          <w:p>
+            <w:r>
+              <w:t>0.8499</w:t>
+            </w:r>
+          </w:p>
+        </w:tc>
+        <w:tc>
+          <w:tcPr>
+            <w:tcW w:type="dxa" w:w="3120"/>
+          </w:tcPr>
+          <w:p>
+            <w:r>
+              <w:t>0.8529</w:t>
+            </w:r>
+          </w:p>
+        </w:tc>
+      </w:tr>
+      <w:tr>
+        <w:tc>
+          <w:tcPr>
+            <w:tcW w:type="dxa" w:w="3120"/>
+          </w:tcPr>
+          <w:p>
+            <w:r>
+              <w:t>Extremo inferior del intervalo</w:t>
+            </w:r>
+          </w:p>
+        </w:tc>
+        <w:tc>
+          <w:tcPr>
+            <w:tcW w:type="dxa" w:w="3120"/>
+          </w:tcPr>
+          <w:p>
+            <w:r>
+              <w:t>0.8164</w:t>
+            </w:r>
+          </w:p>
+        </w:tc>
+        <w:tc>
+          <w:tcPr>
+            <w:tcW w:type="dxa" w:w="3120"/>
+          </w:tcPr>
+          <w:p>
+            <w:r>
+              <w:t>0.8191</w:t>
+            </w:r>
+          </w:p>
+        </w:tc>
+      </w:tr>
+      <w:tr>
+        <w:tc>
+          <w:tcPr>
+            <w:tcW w:type="dxa" w:w="3120"/>
+          </w:tcPr>
+          <w:p>
+            <w:r>
+              <w:t>Batería adversarial</w:t>
+            </w:r>
+          </w:p>
+        </w:tc>
+        <w:tc>
+          <w:tcPr>
+            <w:tcW w:type="dxa" w:w="3120"/>
+          </w:tcPr>
+          <w:p>
+            <w:r>
+              <w:t>125 / 144</w:t>
+            </w:r>
+          </w:p>
+        </w:tc>
+        <w:tc>
+          <w:tcPr>
+            <w:tcW w:type="dxa" w:w="3120"/>
+          </w:tcPr>
+          <w:p>
+            <w:r>
+              <w:t>127 / 144</w:t>
+            </w:r>
+          </w:p>
+        </w:tc>
+      </w:tr>
+      <w:tr>
+        <w:tc>
+          <w:tcPr>
+            <w:tcW w:type="dxa" w:w="3120"/>
+          </w:tcPr>
+          <w:p>
+            <w:r>
+              <w:t>Sonda dirigida</w:t>
+            </w:r>
+          </w:p>
+        </w:tc>
+        <w:tc>
+          <w:tcPr>
+            <w:tcW w:type="dxa" w:w="3120"/>
+          </w:tcPr>
+          <w:p>
+            <w:r>
+              <w:t>200 / 204</w:t>
+            </w:r>
+          </w:p>
+        </w:tc>
+        <w:tc>
+          <w:tcPr>
+            <w:tcW w:type="dxa" w:w="3120"/>
+          </w:tcPr>
+          <w:p>
+            <w:r>
+              <w:t>202 / 204</w:t>
+            </w:r>
+          </w:p>
+        </w:tc>
+      </w:tr>
+    </w:tbl>
+    <w:p>
+      <w:pPr>
+        <w:pStyle w:val="Caption"/>
+        <w:jc w:val="center"/>
+      </w:pPr>
+      <w:r>
+        <w:t>Tabla 18 Efecto de la corrección sobre las métricas del proyecto</w:t>
+      </w:r>
+    </w:p>
+    <w:p>
+      <w:pPr>
+        <w:pStyle w:val="BodyText"/>
+      </w:pPr>
+      <w:r>
+        <w:t>Tras rehacer la búsqueda de hiperparámetros sobre el corpus corregido, el sistema no solo deja de tener el atajo sino que supera ligeramente la cifra anterior. Eso no debe leerse como que el problema no existía: el resultado previo se apoyaba en parte en un modelo que llamaba amenaza a «voy a comer», y que la prueba no lo penalizara es un defecto de la prueba, no una virtud del modelo.</w:t>
+      </w:r>
+    </w:p>
+    <w:p>
+      <w:pPr>
+        <w:pStyle w:val="BodyText"/>
+      </w:pPr>
+      <w:r>
+        <w:t>Se excluyó del ensemble al TwitterXLM-R entrenado sobre el corpus anterior, pese a que formaba parte de la combinación previa: arrastra el atajo con catorce falsos positivos de veinticuatro y lo reintroducía en el promedio. Un miembro con un defecto conocido contamina el conjunto aunque mejore la métrica agregada.</w:t>
+      </w:r>
+    </w:p>
+    <w:p>
+      <w:pPr>
+        <w:pStyle w:val="BodyText"/>
+      </w:pPr>
+      <w:r>
+        <w:t>La regla que se deriva del hallazgo, y que queda incorporada al diseño del generador, es que toda estructura usada para producir una clase debe aparecer también, con relleno distinto, produciendo otra. De lo contrario el modelo aprende la estructura.</w:t>
+      </w:r>
+    </w:p>
+    <w:p>
+      <w:pPr>
+        <w:pStyle w:val="Heading1"/>
+      </w:pPr>
+      <w:r>
         <w:t>Análisis de Sesgos y Ética</w:t>
       </w:r>
     </w:p>
@@ -9602,7 +10398,7 @@
           </w:tcPr>
           <w:p>
             <w:r>
-              <w:t>0.9264</w:t>
+              <w:t>0.9091</w:t>
             </w:r>
           </w:p>
         </w:tc>
@@ -9622,7 +10418,7 @@
           </w:tcPr>
           <w:p>
             <w:r>
-              <w:t>0.0111</w:t>
+              <w:t>0.0167</w:t>
             </w:r>
           </w:p>
         </w:tc>
@@ -9654,17 +10450,17 @@
           </w:tcPr>
           <w:p>
             <w:r>
-              <w:t>0.7783</w:t>
-            </w:r>
-          </w:p>
-        </w:tc>
-        <w:tc>
-          <w:tcPr>
-            <w:tcW w:type="dxa" w:w="1872"/>
-          </w:tcPr>
-          <w:p>
-            <w:r>
-              <w:t>0.2000</w:t>
+              <w:t>0.7640</w:t>
+            </w:r>
+          </w:p>
+        </w:tc>
+        <w:tc>
+          <w:tcPr>
+            <w:tcW w:type="dxa" w:w="1872"/>
+          </w:tcPr>
+          <w:p>
+            <w:r>
+              <w:t>0.1867</w:t>
             </w:r>
           </w:p>
         </w:tc>
@@ -9706,7 +10502,7 @@
           </w:tcPr>
           <w:p>
             <w:r>
-              <w:t>0.8841</w:t>
+              <w:t>0.8723</w:t>
             </w:r>
           </w:p>
         </w:tc>
@@ -9726,7 +10522,7 @@
           </w:tcPr>
           <w:p>
             <w:r>
-              <w:t>0.0080</w:t>
+              <w:t>0.0120</w:t>
             </w:r>
           </w:p>
         </w:tc>
@@ -9758,17 +10554,17 @@
           </w:tcPr>
           <w:p>
             <w:r>
-              <w:t>0.7748</w:t>
-            </w:r>
-          </w:p>
-        </w:tc>
-        <w:tc>
-          <w:tcPr>
-            <w:tcW w:type="dxa" w:w="1872"/>
-          </w:tcPr>
-          <w:p>
-            <w:r>
-              <w:t>0.1489</w:t>
+              <w:t>0.7452</w:t>
+            </w:r>
+          </w:p>
+        </w:tc>
+        <w:tc>
+          <w:tcPr>
+            <w:tcW w:type="dxa" w:w="1872"/>
+          </w:tcPr>
+          <w:p>
+            <w:r>
+              <w:t>0.1383</w:t>
             </w:r>
           </w:p>
         </w:tc>
@@ -9810,17 +10606,17 @@
           </w:tcPr>
           <w:p>
             <w:r>
-              <w:t>0.6775</w:t>
-            </w:r>
-          </w:p>
-        </w:tc>
-        <w:tc>
-          <w:tcPr>
-            <w:tcW w:type="dxa" w:w="1872"/>
-          </w:tcPr>
-          <w:p>
-            <w:r>
-              <w:t>0.3125</w:t>
+              <w:t>0.6799</w:t>
+            </w:r>
+          </w:p>
+        </w:tc>
+        <w:tc>
+          <w:tcPr>
+            <w:tcW w:type="dxa" w:w="1872"/>
+          </w:tcPr>
+          <w:p>
+            <w:r>
+              <w:t>0.2812</w:t>
             </w:r>
           </w:p>
         </w:tc>
@@ -9862,7 +10658,7 @@
           </w:tcPr>
           <w:p>
             <w:r>
-              <w:t>0.8859</w:t>
+              <w:t>0.8702</w:t>
             </w:r>
           </w:p>
         </w:tc>
@@ -9882,7 +10678,7 @@
           </w:tcPr>
           <w:p>
             <w:r>
-              <w:t>0.0215</w:t>
+              <w:t>0.0251</w:t>
             </w:r>
           </w:p>
         </w:tc>
@@ -9914,17 +10710,17 @@
           </w:tcPr>
           <w:p>
             <w:r>
-              <w:t>0.5810</w:t>
-            </w:r>
-          </w:p>
-        </w:tc>
-        <w:tc>
-          <w:tcPr>
-            <w:tcW w:type="dxa" w:w="1872"/>
-          </w:tcPr>
-          <w:p>
-            <w:r>
-              <w:t>0.2069</w:t>
+              <w:t>0.5862</w:t>
+            </w:r>
+          </w:p>
+        </w:tc>
+        <w:tc>
+          <w:tcPr>
+            <w:tcW w:type="dxa" w:w="1872"/>
+          </w:tcPr>
+          <w:p>
+            <w:r>
+              <w:t>0.1724</w:t>
             </w:r>
           </w:p>
         </w:tc>
@@ -9966,7 +10762,7 @@
           </w:tcPr>
           <w:p>
             <w:r>
-              <w:t>0.8783</w:t>
+              <w:t>0.8615</w:t>
             </w:r>
           </w:p>
         </w:tc>
@@ -9986,7 +10782,7 @@
           </w:tcPr>
           <w:p>
             <w:r>
-              <w:t>0.0261</w:t>
+              <w:t>0.0293</w:t>
             </w:r>
           </w:p>
         </w:tc>
@@ -10018,7 +10814,7 @@
           </w:tcPr>
           <w:p>
             <w:r>
-              <w:t>0.9555</w:t>
+              <w:t>0.8921</w:t>
             </w:r>
           </w:p>
         </w:tc>
@@ -10070,27 +10866,27 @@
           </w:tcPr>
           <w:p>
             <w:r>
-              <w:t>0.8478</w:t>
-            </w:r>
-          </w:p>
-        </w:tc>
-        <w:tc>
-          <w:tcPr>
-            <w:tcW w:type="dxa" w:w="1872"/>
-          </w:tcPr>
-          <w:p>
-            <w:r>
-              <w:t>0.1963</w:t>
-            </w:r>
-          </w:p>
-        </w:tc>
-        <w:tc>
-          <w:tcPr>
-            <w:tcW w:type="dxa" w:w="1872"/>
-          </w:tcPr>
-          <w:p>
-            <w:r>
-              <w:t>0.0345</w:t>
+              <w:t>0.8369</w:t>
+            </w:r>
+          </w:p>
+        </w:tc>
+        <w:tc>
+          <w:tcPr>
+            <w:tcW w:type="dxa" w:w="1872"/>
+          </w:tcPr>
+          <w:p>
+            <w:r>
+              <w:t>0.1869</w:t>
+            </w:r>
+          </w:p>
+        </w:tc>
+        <w:tc>
+          <w:tcPr>
+            <w:tcW w:type="dxa" w:w="1872"/>
+          </w:tcPr>
+          <w:p>
+            <w:r>
+              <w:t>0.0383</w:t>
             </w:r>
           </w:p>
         </w:tc>
@@ -10174,27 +10970,27 @@
           </w:tcPr>
           <w:p>
             <w:r>
-              <w:t>0.8686</w:t>
-            </w:r>
-          </w:p>
-        </w:tc>
-        <w:tc>
-          <w:tcPr>
-            <w:tcW w:type="dxa" w:w="1872"/>
-          </w:tcPr>
-          <w:p>
-            <w:r>
-              <w:t>0.1653</w:t>
-            </w:r>
-          </w:p>
-        </w:tc>
-        <w:tc>
-          <w:tcPr>
-            <w:tcW w:type="dxa" w:w="1872"/>
-          </w:tcPr>
-          <w:p>
-            <w:r>
-              <w:t>0.0288</w:t>
+              <w:t>0.8551</w:t>
+            </w:r>
+          </w:p>
+        </w:tc>
+        <w:tc>
+          <w:tcPr>
+            <w:tcW w:type="dxa" w:w="1872"/>
+          </w:tcPr>
+          <w:p>
+            <w:r>
+              <w:t>0.1570</w:t>
+            </w:r>
+          </w:p>
+        </w:tc>
+        <w:tc>
+          <w:tcPr>
+            <w:tcW w:type="dxa" w:w="1872"/>
+          </w:tcPr>
+          <w:p>
+            <w:r>
+              <w:t>0.0319</w:t>
             </w:r>
           </w:p>
         </w:tc>
@@ -10206,7 +11002,7 @@
         <w:jc w:val="center"/>
       </w:pPr>
       <w:r>
-        <w:t>Tabla 16 Desempeño por subgrupo sobre el conjunto de prueba</w:t>
+        <w:t>Tabla 19 Desempeño por subgrupo sobre el conjunto de prueba</w:t>
       </w:r>
     </w:p>
     <w:p>
@@ -10277,17 +11073,17 @@
           </w:tcPr>
           <w:p>
             <w:r>
-              <w:t>+0.1480</w:t>
-            </w:r>
-          </w:p>
-        </w:tc>
-        <w:tc>
-          <w:tcPr>
-            <w:tcW w:type="dxa" w:w="3120"/>
-          </w:tcPr>
-          <w:p>
-            <w:r>
-              <w:t>-0.0542</w:t>
+              <w:t>+0.1450</w:t>
+            </w:r>
+          </w:p>
+        </w:tc>
+        <w:tc>
+          <w:tcPr>
+            <w:tcW w:type="dxa" w:w="3120"/>
+          </w:tcPr>
+          <w:p>
+            <w:r>
+              <w:t>-0.0408</w:t>
             </w:r>
           </w:p>
         </w:tc>
@@ -10309,17 +11105,17 @@
           </w:tcPr>
           <w:p>
             <w:r>
-              <w:t>+0.1093</w:t>
-            </w:r>
-          </w:p>
-        </w:tc>
-        <w:tc>
-          <w:tcPr>
-            <w:tcW w:type="dxa" w:w="3120"/>
-          </w:tcPr>
-          <w:p>
-            <w:r>
-              <w:t>+0.1269</w:t>
+              <w:t>+0.1271</w:t>
+            </w:r>
+          </w:p>
+        </w:tc>
+        <w:tc>
+          <w:tcPr>
+            <w:tcW w:type="dxa" w:w="3120"/>
+          </w:tcPr>
+          <w:p>
+            <w:r>
+              <w:t>+0.1376</w:t>
             </w:r>
           </w:p>
         </w:tc>
@@ -10341,17 +11137,17 @@
           </w:tcPr>
           <w:p>
             <w:r>
-              <w:t>-0.2084</w:t>
-            </w:r>
-          </w:p>
-        </w:tc>
-        <w:tc>
-          <w:tcPr>
-            <w:tcW w:type="dxa" w:w="3120"/>
-          </w:tcPr>
-          <w:p>
-            <w:r>
-              <w:t>+0.1806</w:t>
+              <w:t>-0.1903</w:t>
+            </w:r>
+          </w:p>
+        </w:tc>
+        <w:tc>
+          <w:tcPr>
+            <w:tcW w:type="dxa" w:w="3120"/>
+          </w:tcPr>
+          <w:p>
+            <w:r>
+              <w:t>+0.1494</w:t>
             </w:r>
           </w:p>
         </w:tc>
@@ -10373,17 +11169,17 @@
           </w:tcPr>
           <w:p>
             <w:r>
-              <w:t>-0.2974</w:t>
-            </w:r>
-          </w:p>
-        </w:tc>
-        <w:tc>
-          <w:tcPr>
-            <w:tcW w:type="dxa" w:w="3120"/>
-          </w:tcPr>
-          <w:p>
-            <w:r>
-              <w:t>+0.0367</w:t>
+              <w:t>-0.2754</w:t>
+            </w:r>
+          </w:p>
+        </w:tc>
+        <w:tc>
+          <w:tcPr>
+            <w:tcW w:type="dxa" w:w="3120"/>
+          </w:tcPr>
+          <w:p>
+            <w:r>
+              <w:t>+0.0022</w:t>
             </w:r>
           </w:p>
         </w:tc>
@@ -10405,17 +11201,17 @@
           </w:tcPr>
           <w:p>
             <w:r>
-              <w:t>+0.1077</w:t>
-            </w:r>
-          </w:p>
-        </w:tc>
-        <w:tc>
-          <w:tcPr>
-            <w:tcW w:type="dxa" w:w="3120"/>
-          </w:tcPr>
-          <w:p>
-            <w:r>
-              <w:t>-0.1338</w:t>
+              <w:t>+0.0551</w:t>
+            </w:r>
+          </w:p>
+        </w:tc>
+        <w:tc>
+          <w:tcPr>
+            <w:tcW w:type="dxa" w:w="3120"/>
+          </w:tcPr>
+          <w:p>
+            <w:r>
+              <w:t>-0.1244</w:t>
             </w:r>
           </w:p>
         </w:tc>
@@ -10437,17 +11233,17 @@
           </w:tcPr>
           <w:p>
             <w:r>
-              <w:t>-0.5631</w:t>
-            </w:r>
-          </w:p>
-        </w:tc>
-        <w:tc>
-          <w:tcPr>
-            <w:tcW w:type="dxa" w:w="3120"/>
-          </w:tcPr>
-          <w:p>
-            <w:r>
-              <w:t>+0.8347</w:t>
+              <w:t>-0.5495</w:t>
+            </w:r>
+          </w:p>
+        </w:tc>
+        <w:tc>
+          <w:tcPr>
+            <w:tcW w:type="dxa" w:w="3120"/>
+          </w:tcPr>
+          <w:p>
+            <w:r>
+              <w:t>+0.8430</w:t>
             </w:r>
           </w:p>
         </w:tc>
@@ -10459,7 +11255,7 @@
         <w:jc w:val="center"/>
       </w:pPr>
       <w:r>
-        <w:t>Tabla 17 Diferencias de desempeño entre subgrupos</w:t>
+        <w:t>Tabla 20 Diferencias de desempeño entre subgrupos</w:t>
       </w:r>
     </w:p>
     <w:p>
@@ -10470,7 +11266,7 @@
         <w:drawing>
           <wp:inline xmlns:a="http://schemas.openxmlformats.org/drawingml/2006/main" xmlns:pic="http://schemas.openxmlformats.org/drawingml/2006/picture">
             <wp:extent cx="5486400" cy="2352815"/>
-            <wp:docPr id="1452344794" name="Picture 1452344794"/>
+            <wp:docPr id="1452344795" name="Picture 1452344795"/>
             <wp:cNvGraphicFramePr>
               <a:graphicFrameLocks noChangeAspect="1"/>
             </wp:cNvGraphicFramePr>
@@ -10482,7 +11278,7 @@
                     <pic:cNvPicPr/>
                   </pic:nvPicPr>
                   <pic:blipFill>
-                    <a:blip r:embed="rId44"/>
+                    <a:blip r:embed="rId45"/>
                     <a:stretch>
                       <a:fillRect/>
                     </a:stretch>
@@ -10507,7 +11303,7 @@
         <w:jc w:val="center"/>
       </w:pPr>
       <w:r>
-        <w:t>Figura 10 Brechas de desempeño entre subgrupos del conjunto de prueba</w:t>
+        <w:t>Figura 11 Brechas de desempeño entre subgrupos del conjunto de prueba</w:t>
       </w:r>
     </w:p>
     <w:p>
@@ -10542,7 +11338,7 @@
         <w:drawing>
           <wp:inline xmlns:a="http://schemas.openxmlformats.org/drawingml/2006/main" xmlns:pic="http://schemas.openxmlformats.org/drawingml/2006/picture">
             <wp:extent cx="3931920" cy="3230786"/>
-            <wp:docPr id="1452344795" name="Picture 1452344795"/>
+            <wp:docPr id="1452344796" name="Picture 1452344796"/>
             <wp:cNvGraphicFramePr>
               <a:graphicFrameLocks noChangeAspect="1"/>
             </wp:cNvGraphicFramePr>
@@ -10554,7 +11350,7 @@
                     <pic:cNvPicPr/>
                   </pic:nvPicPr>
                   <pic:blipFill>
-                    <a:blip r:embed="rId45"/>
+                    <a:blip r:embed="rId46"/>
                     <a:stretch>
                       <a:fillRect/>
                     </a:stretch>
@@ -10579,7 +11375,7 @@
         <w:jc w:val="center"/>
       </w:pPr>
       <w:r>
-        <w:t>Figura 11 Confianza declarada frente a acierto observado</w:t>
+        <w:t>Figura 12 Confianza declarada frente a acierto observado</w:t>
       </w:r>
     </w:p>
     <w:p>
@@ -10900,7 +11696,7 @@
         <w:jc w:val="center"/>
       </w:pPr>
       <w:r>
-        <w:t>Tabla 18 Endpoints del prototipo</w:t>
+        <w:t>Tabla 21 Endpoints del prototipo</w:t>
       </w:r>
     </w:p>
     <w:tbl>
@@ -11074,7 +11870,7 @@
         <w:jc w:val="center"/>
       </w:pPr>
       <w:r>
-        <w:t>Tabla 19 Comprobación del prototipo en ejecución</w:t>
+        <w:t>Tabla 22 Comprobación del prototipo en ejecución</w:t>
       </w:r>
     </w:p>
     <w:p>
@@ -11431,7 +12227,7 @@
         <w:jc w:val="center"/>
       </w:pPr>
       <w:r>
-        <w:t>Tabla 20 Recomendaciones de política pública</w:t>
+        <w:t>Tabla 23 Recomendaciones de política pública</w:t>
       </w:r>
     </w:p>
     <w:p>
@@ -11591,7 +12387,7 @@
         <w:pStyle w:val="FirstParagraph"/>
       </w:pPr>
       <w:r>
-        <w:t>El sistema alcanza un F1-macro de 0.8656 sobre el conjunto de prueba, con un intervalo de confianza del 95 % de [0.8322, 0.8968], y una validación cruzada de cinco pliegues que promedia 0.8317 ± 0.0246. La meta de 0.80 se cumple también en el extremo inferior del intervalo, que era el criterio exigente que se fijó al inicio de la etapa.</w:t>
+        <w:t>El sistema alcanza un F1-macro de 0.8529 sobre el conjunto de prueba, con un intervalo de confianza del 95 % de [0.8191, 0.8858], y una validación cruzada de cinco pliegues que promedia 0.8274 ± 0.0170. La meta de 0.80 se cumple también en el extremo inferior del intervalo, que era el criterio exigente que se fijó al inicio de la etapa.</w:t>
       </w:r>
     </w:p>
     <w:p>
@@ -11917,7 +12713,7 @@
         <w:jc w:val="center"/>
       </w:pPr>
       <w:r>
-        <w:t>Tabla 21 Scripts para reproducir cada sección</w:t>
+        <w:t>Tabla 24 Scripts para reproducir cada sección</w:t>
       </w:r>
     </w:p>
     <w:p>
@@ -12042,7 +12838,7 @@
         <w:jc w:val="center"/>
       </w:pPr>
       <w:r>
-        <w:t>Tabla 22 Funciones resumen de los conjuntos de evaluación</w:t>
+        <w:t>Tabla 25 Funciones resumen de los conjuntos de evaluación</w:t>
       </w:r>
     </w:p>
     <w:p>
